--- a/lessons/3-6/downloads/reveal/teacher/3.6-homework-packet-level-1.docx
+++ b/lessons/3-6/downloads/reveal/teacher/3.6-homework-packet-level-1.docx
@@ -78,14 +78,15 @@
           <w:caps/>
           <w:color w:val="003A70"/>
           <w:spacing w:val="12"/>
-          <w:sz w:val="21"/>
+          <w:sz w:val="22"/>
           <w:szCs w:val="21"/>
         </w:rPr>
-        <w:t xml:space="preserve">Lesson 3-6  ·  Homework Packet  ·  Level 1  ·  Sheet 1 of 2</w:t>
+        <w:t xml:space="preserve">Lesson 3-6  ·  Homework Packet  ·  Supported  ·  Session 1 · pages 1–2</w:t>
       </w:r>
     </w:p>
     <w:p>
       <w:pPr>
+        <w:pStyle w:val="Heading1"/>
         <w:keepNext/>
         <w:spacing w:before="0" w:after="10" w:line="240" w:lineRule="auto"/>
       </w:pPr>
@@ -111,7 +112,7 @@
         <w:rPr>
           <w:rFonts w:ascii="Avenir Next" w:hAnsi="Avenir Next" w:cs="Avenir Next" w:eastAsia="Avenir Next"/>
           <w:color w:val="5A5F66"/>
-          <w:sz w:val="17"/>
+          <w:sz w:val="22"/>
           <w:szCs w:val="17"/>
         </w:rPr>
         <w:t xml:space="preserve">Maryland Standard 6.RP.A.3d   ·   Learning target — I can convert between customary units by multiplying or dividing by the conversion rate.</w:t>
@@ -158,6 +159,7 @@
           </w:tcPr>
           <w:p>
             <w:pPr>
+              <w:pStyle w:val="Heading2"/>
               <w:spacing w:before="0" w:after="40" w:line="264" w:lineRule="auto"/>
             </w:pPr>
             <w:r>
@@ -185,25 +187,25 @@
                 <w:rFonts w:ascii="Avenir Next" w:hAnsi="Avenir Next" w:cs="Avenir Next" w:eastAsia="Avenir Next"/>
                 <w:b/>
                 <w:color w:val="003A70"/>
+                <w:sz w:val="22"/>
+                <w:szCs w:val="18"/>
+              </w:rPr>
+              <w:t xml:space="preserve">•</w:t>
+            </w:r>
+            <w:r>
+              <w:rPr>
+                <w:rFonts w:ascii="Avenir Next" w:hAnsi="Avenir Next" w:cs="Avenir Next" w:eastAsia="Avenir Next"/>
+                <w:color w:val="1A1A1A"/>
                 <w:sz w:val="18"/>
                 <w:szCs w:val="18"/>
               </w:rPr>
-              <w:t xml:space="preserve">•</w:t>
-            </w:r>
-            <w:r>
-              <w:rPr>
-                <w:rFonts w:ascii="Avenir Next" w:hAnsi="Avenir Next" w:cs="Avenir Next" w:eastAsia="Avenir Next"/>
-                <w:color w:val="1A1A1A"/>
-                <w:sz w:val="18"/>
-                <w:szCs w:val="18"/>
-              </w:rPr>
               <w:tab/>
             </w:r>
             <w:r>
               <w:rPr>
                 <w:rFonts w:ascii="Avenir Next" w:hAnsi="Avenir Next" w:cs="Avenir Next" w:eastAsia="Avenir Next"/>
                 <w:color w:val="1A1A1A"/>
-                <w:sz w:val="18"/>
+                <w:sz w:val="22"/>
                 <w:szCs w:val="18"/>
               </w:rPr>
               <w:t xml:space="preserve">12 in = 1 ft  ·  3 ft = 1 yd  ·  16 oz = 1 lb  ·  2 cups = 1 pt  ·  2 pt = 1 qt  ·  4 qt = 1 gal</w:t>
@@ -222,25 +224,25 @@
                 <w:rFonts w:ascii="Avenir Next" w:hAnsi="Avenir Next" w:cs="Avenir Next" w:eastAsia="Avenir Next"/>
                 <w:b/>
                 <w:color w:val="003A70"/>
+                <w:sz w:val="22"/>
+                <w:szCs w:val="18"/>
+              </w:rPr>
+              <w:t xml:space="preserve">•</w:t>
+            </w:r>
+            <w:r>
+              <w:rPr>
+                <w:rFonts w:ascii="Avenir Next" w:hAnsi="Avenir Next" w:cs="Avenir Next" w:eastAsia="Avenir Next"/>
+                <w:color w:val="1A1A1A"/>
                 <w:sz w:val="18"/>
                 <w:szCs w:val="18"/>
               </w:rPr>
-              <w:t xml:space="preserve">•</w:t>
-            </w:r>
-            <w:r>
-              <w:rPr>
-                <w:rFonts w:ascii="Avenir Next" w:hAnsi="Avenir Next" w:cs="Avenir Next" w:eastAsia="Avenir Next"/>
-                <w:color w:val="1A1A1A"/>
-                <w:sz w:val="18"/>
-                <w:szCs w:val="18"/>
-              </w:rPr>
               <w:tab/>
             </w:r>
             <w:r>
               <w:rPr>
                 <w:rFonts w:ascii="Avenir Next" w:hAnsi="Avenir Next" w:cs="Avenir Next" w:eastAsia="Avenir Next"/>
                 <w:color w:val="1A1A1A"/>
-                <w:sz w:val="18"/>
+                <w:sz w:val="22"/>
                 <w:szCs w:val="18"/>
               </w:rPr>
               <w:t xml:space="preserve">From a larger unit to a smaller unit, </w:t>
@@ -250,7 +252,7 @@
                 <w:rFonts w:ascii="Avenir Next" w:hAnsi="Avenir Next" w:cs="Avenir Next" w:eastAsia="Avenir Next"/>
                 <w:b/>
                 <w:color w:val="1A1A1A"/>
-                <w:sz w:val="18"/>
+                <w:sz w:val="22"/>
                 <w:szCs w:val="18"/>
               </w:rPr>
               <w:t xml:space="preserve">multiply</w:t>
@@ -259,7 +261,7 @@
               <w:rPr>
                 <w:rFonts w:ascii="Avenir Next" w:hAnsi="Avenir Next" w:cs="Avenir Next" w:eastAsia="Avenir Next"/>
                 <w:color w:val="1A1A1A"/>
-                <w:sz w:val="18"/>
+                <w:sz w:val="22"/>
                 <w:szCs w:val="18"/>
               </w:rPr>
               <w:t xml:space="preserve">. From a smaller unit to a larger unit, </w:t>
@@ -269,7 +271,7 @@
                 <w:rFonts w:ascii="Avenir Next" w:hAnsi="Avenir Next" w:cs="Avenir Next" w:eastAsia="Avenir Next"/>
                 <w:b/>
                 <w:color w:val="1A1A1A"/>
-                <w:sz w:val="18"/>
+                <w:sz w:val="22"/>
                 <w:szCs w:val="18"/>
               </w:rPr>
               <w:t xml:space="preserve">divide</w:t>
@@ -278,7 +280,7 @@
               <w:rPr>
                 <w:rFonts w:ascii="Avenir Next" w:hAnsi="Avenir Next" w:cs="Avenir Next" w:eastAsia="Avenir Next"/>
                 <w:color w:val="1A1A1A"/>
-                <w:sz w:val="18"/>
+                <w:sz w:val="22"/>
                 <w:szCs w:val="18"/>
               </w:rPr>
               <w:t xml:space="preserve">.</w:t>
@@ -297,25 +299,25 @@
                 <w:rFonts w:ascii="Avenir Next" w:hAnsi="Avenir Next" w:cs="Avenir Next" w:eastAsia="Avenir Next"/>
                 <w:b/>
                 <w:color w:val="003A70"/>
+                <w:sz w:val="22"/>
+                <w:szCs w:val="18"/>
+              </w:rPr>
+              <w:t xml:space="preserve">•</w:t>
+            </w:r>
+            <w:r>
+              <w:rPr>
+                <w:rFonts w:ascii="Avenir Next" w:hAnsi="Avenir Next" w:cs="Avenir Next" w:eastAsia="Avenir Next"/>
+                <w:color w:val="1A1A1A"/>
                 <w:sz w:val="18"/>
                 <w:szCs w:val="18"/>
               </w:rPr>
-              <w:t xml:space="preserve">•</w:t>
-            </w:r>
-            <w:r>
-              <w:rPr>
-                <w:rFonts w:ascii="Avenir Next" w:hAnsi="Avenir Next" w:cs="Avenir Next" w:eastAsia="Avenir Next"/>
-                <w:color w:val="1A1A1A"/>
-                <w:sz w:val="18"/>
-                <w:szCs w:val="18"/>
-              </w:rPr>
               <w:tab/>
             </w:r>
             <w:r>
               <w:rPr>
                 <w:rFonts w:ascii="Avenir Next" w:hAnsi="Avenir Next" w:cs="Avenir Next" w:eastAsia="Avenir Next"/>
                 <w:color w:val="1A1A1A"/>
-                <w:sz w:val="18"/>
+                <w:sz w:val="22"/>
                 <w:szCs w:val="18"/>
               </w:rPr>
               <w:t xml:space="preserve">Check: more of a small unit, fewer of a large unit.</w:t>
@@ -330,6 +332,7 @@
           </w:tcPr>
           <w:p>
             <w:pPr>
+              <w:pStyle w:val="Heading2"/>
               <w:spacing w:before="0" w:after="40" w:line="264" w:lineRule="auto"/>
             </w:pPr>
             <w:r>
@@ -352,7 +355,7 @@
               <w:rPr>
                 <w:rFonts w:ascii="Avenir Next" w:hAnsi="Avenir Next" w:cs="Avenir Next" w:eastAsia="Avenir Next"/>
                 <w:color w:val="1A1A1A"/>
-                <w:sz w:val="17"/>
+                <w:sz w:val="22"/>
                 <w:szCs w:val="17"/>
               </w:rPr>
               <w:t xml:space="preserve">A banner is 54 inches long. How many feet long is it?</w:t>
@@ -371,25 +374,25 @@
                 <w:rFonts w:ascii="Avenir Next" w:hAnsi="Avenir Next" w:cs="Avenir Next" w:eastAsia="Avenir Next"/>
                 <w:b/>
                 <w:color w:val="003A70"/>
+                <w:sz w:val="22"/>
+                <w:szCs w:val="17"/>
+              </w:rPr>
+              <w:t xml:space="preserve">Step 1</w:t>
+            </w:r>
+            <w:r>
+              <w:rPr>
+                <w:rFonts w:ascii="Avenir Next" w:hAnsi="Avenir Next" w:cs="Avenir Next" w:eastAsia="Avenir Next"/>
+                <w:color w:val="1A1A1A"/>
                 <w:sz w:val="17"/>
                 <w:szCs w:val="17"/>
               </w:rPr>
-              <w:t xml:space="preserve">Step 1</w:t>
-            </w:r>
-            <w:r>
-              <w:rPr>
-                <w:rFonts w:ascii="Avenir Next" w:hAnsi="Avenir Next" w:cs="Avenir Next" w:eastAsia="Avenir Next"/>
-                <w:color w:val="1A1A1A"/>
-                <w:sz w:val="17"/>
-                <w:szCs w:val="17"/>
-              </w:rPr>
               <w:tab/>
             </w:r>
             <w:r>
               <w:rPr>
                 <w:rFonts w:ascii="Avenir Next" w:hAnsi="Avenir Next" w:cs="Avenir Next" w:eastAsia="Avenir Next"/>
                 <w:color w:val="1A1A1A"/>
-                <w:sz w:val="17"/>
+                <w:sz w:val="22"/>
                 <w:szCs w:val="17"/>
               </w:rPr>
               <w:t xml:space="preserve">1 ft = 12 in. Inches to feet is small to large, so divide.</w:t>
@@ -408,25 +411,25 @@
                 <w:rFonts w:ascii="Avenir Next" w:hAnsi="Avenir Next" w:cs="Avenir Next" w:eastAsia="Avenir Next"/>
                 <w:b/>
                 <w:color w:val="003A70"/>
+                <w:sz w:val="22"/>
+                <w:szCs w:val="17"/>
+              </w:rPr>
+              <w:t xml:space="preserve">Step 2</w:t>
+            </w:r>
+            <w:r>
+              <w:rPr>
+                <w:rFonts w:ascii="Avenir Next" w:hAnsi="Avenir Next" w:cs="Avenir Next" w:eastAsia="Avenir Next"/>
+                <w:color w:val="1A1A1A"/>
                 <w:sz w:val="17"/>
                 <w:szCs w:val="17"/>
               </w:rPr>
-              <w:t xml:space="preserve">Step 2</w:t>
-            </w:r>
-            <w:r>
-              <w:rPr>
-                <w:rFonts w:ascii="Avenir Next" w:hAnsi="Avenir Next" w:cs="Avenir Next" w:eastAsia="Avenir Next"/>
-                <w:color w:val="1A1A1A"/>
-                <w:sz w:val="17"/>
-                <w:szCs w:val="17"/>
-              </w:rPr>
               <w:tab/>
             </w:r>
             <w:r>
               <w:rPr>
                 <w:rFonts w:ascii="Avenir Next" w:hAnsi="Avenir Next" w:cs="Avenir Next" w:eastAsia="Avenir Next"/>
                 <w:color w:val="1A1A1A"/>
-                <w:sz w:val="17"/>
+                <w:sz w:val="22"/>
                 <w:szCs w:val="17"/>
               </w:rPr>
               <w:t xml:space="preserve">54 ÷ 12 = 4.5</w:t>
@@ -445,18 +448,18 @@
                 <w:rFonts w:ascii="Avenir Next" w:hAnsi="Avenir Next" w:cs="Avenir Next" w:eastAsia="Avenir Next"/>
                 <w:b/>
                 <w:color w:val="1A1A1A"/>
+                <w:sz w:val="22"/>
+                <w:szCs w:val="17"/>
+              </w:rPr>
+              <w:t xml:space="preserve">Answer</w:t>
+            </w:r>
+            <w:r>
+              <w:rPr>
+                <w:rFonts w:ascii="Avenir Next" w:hAnsi="Avenir Next" w:cs="Avenir Next" w:eastAsia="Avenir Next"/>
+                <w:color w:val="1A1A1A"/>
                 <w:sz w:val="17"/>
                 <w:szCs w:val="17"/>
               </w:rPr>
-              <w:t xml:space="preserve">Answer</w:t>
-            </w:r>
-            <w:r>
-              <w:rPr>
-                <w:rFonts w:ascii="Avenir Next" w:hAnsi="Avenir Next" w:cs="Avenir Next" w:eastAsia="Avenir Next"/>
-                <w:color w:val="1A1A1A"/>
-                <w:sz w:val="17"/>
-                <w:szCs w:val="17"/>
-              </w:rPr>
               <w:tab/>
             </w:r>
             <w:r>
@@ -464,7 +467,7 @@
                 <w:rFonts w:ascii="Avenir Next" w:hAnsi="Avenir Next" w:cs="Avenir Next" w:eastAsia="Avenir Next"/>
                 <w:b/>
                 <w:color w:val="1A1A1A"/>
-                <w:sz w:val="17"/>
+                <w:sz w:val="22"/>
                 <w:szCs w:val="17"/>
               </w:rPr>
               <w:t xml:space="preserve">4.5 feet (4 feet 6 inches)</w:t>
@@ -514,6 +517,7 @@
           </w:tcPr>
           <w:p>
             <w:pPr>
+              <w:pStyle w:val="Heading2"/>
               <w:spacing w:before="0" w:after="40" w:line="264" w:lineRule="auto"/>
             </w:pPr>
             <w:r>
@@ -537,7 +541,7 @@
                 <w:rFonts w:ascii="Avenir Next" w:hAnsi="Avenir Next" w:cs="Avenir Next" w:eastAsia="Avenir Next"/>
                 <w:b/>
                 <w:color w:val="1A1A1A"/>
-                <w:sz w:val="21"/>
+                <w:sz w:val="22"/>
                 <w:szCs w:val="21"/>
               </w:rPr>
               <w:t xml:space="preserve">convert</w:t>
@@ -546,7 +550,7 @@
               <w:rPr>
                 <w:rFonts w:ascii="Avenir Next" w:hAnsi="Avenir Next" w:cs="Avenir Next" w:eastAsia="Avenir Next"/>
                 <w:color w:val="5A5F66"/>
-                <w:sz w:val="21"/>
+                <w:sz w:val="22"/>
                 <w:szCs w:val="21"/>
               </w:rPr>
               <w:t xml:space="preserve"> — </w:t>
@@ -555,7 +559,7 @@
               <w:rPr>
                 <w:rFonts w:ascii="Avenir Next" w:hAnsi="Avenir Next" w:cs="Avenir Next" w:eastAsia="Avenir Next"/>
                 <w:color w:val="1A1A1A"/>
-                <w:sz w:val="21"/>
+                <w:sz w:val="22"/>
                 <w:szCs w:val="21"/>
               </w:rPr>
               <w:t xml:space="preserve">write the same amount in a new unit</w:t>
@@ -570,7 +574,7 @@
                 <w:rFonts w:ascii="Avenir Next" w:hAnsi="Avenir Next" w:cs="Avenir Next" w:eastAsia="Avenir Next"/>
                 <w:b/>
                 <w:color w:val="1A1A1A"/>
-                <w:sz w:val="21"/>
+                <w:sz w:val="22"/>
                 <w:szCs w:val="21"/>
               </w:rPr>
               <w:t xml:space="preserve">multiply</w:t>
@@ -579,7 +583,7 @@
               <w:rPr>
                 <w:rFonts w:ascii="Avenir Next" w:hAnsi="Avenir Next" w:cs="Avenir Next" w:eastAsia="Avenir Next"/>
                 <w:color w:val="5A5F66"/>
-                <w:sz w:val="21"/>
+                <w:sz w:val="22"/>
                 <w:szCs w:val="21"/>
               </w:rPr>
               <w:t xml:space="preserve"> — </w:t>
@@ -588,7 +592,7 @@
               <w:rPr>
                 <w:rFonts w:ascii="Avenir Next" w:hAnsi="Avenir Next" w:cs="Avenir Next" w:eastAsia="Avenir Next"/>
                 <w:color w:val="1A1A1A"/>
-                <w:sz w:val="21"/>
+                <w:sz w:val="22"/>
                 <w:szCs w:val="21"/>
               </w:rPr>
               <w:t xml:space="preserve">use it when the new unit is smaller</w:t>
@@ -614,7 +618,7 @@
                 <w:rFonts w:ascii="Avenir Next" w:hAnsi="Avenir Next" w:cs="Avenir Next" w:eastAsia="Avenir Next"/>
                 <w:b/>
                 <w:color w:val="1A1A1A"/>
-                <w:sz w:val="21"/>
+                <w:sz w:val="22"/>
                 <w:szCs w:val="21"/>
               </w:rPr>
               <w:t xml:space="preserve">divide</w:t>
@@ -623,7 +627,7 @@
               <w:rPr>
                 <w:rFonts w:ascii="Avenir Next" w:hAnsi="Avenir Next" w:cs="Avenir Next" w:eastAsia="Avenir Next"/>
                 <w:color w:val="5A5F66"/>
-                <w:sz w:val="21"/>
+                <w:sz w:val="22"/>
                 <w:szCs w:val="21"/>
               </w:rPr>
               <w:t xml:space="preserve"> — </w:t>
@@ -632,7 +636,7 @@
               <w:rPr>
                 <w:rFonts w:ascii="Avenir Next" w:hAnsi="Avenir Next" w:cs="Avenir Next" w:eastAsia="Avenir Next"/>
                 <w:color w:val="1A1A1A"/>
-                <w:sz w:val="21"/>
+                <w:sz w:val="22"/>
                 <w:szCs w:val="21"/>
               </w:rPr>
               <w:t xml:space="preserve">use it when the new unit is bigger</w:t>
@@ -647,7 +651,7 @@
                 <w:rFonts w:ascii="Avenir Next" w:hAnsi="Avenir Next" w:cs="Avenir Next" w:eastAsia="Avenir Next"/>
                 <w:b/>
                 <w:color w:val="1A1A1A"/>
-                <w:sz w:val="21"/>
+                <w:sz w:val="22"/>
                 <w:szCs w:val="21"/>
               </w:rPr>
               <w:t xml:space="preserve">facts</w:t>
@@ -656,7 +660,7 @@
               <w:rPr>
                 <w:rFonts w:ascii="Avenir Next" w:hAnsi="Avenir Next" w:cs="Avenir Next" w:eastAsia="Avenir Next"/>
                 <w:color w:val="5A5F66"/>
-                <w:sz w:val="21"/>
+                <w:sz w:val="22"/>
                 <w:szCs w:val="21"/>
               </w:rPr>
               <w:t xml:space="preserve"> — </w:t>
@@ -665,7 +669,7 @@
               <w:rPr>
                 <w:rFonts w:ascii="Avenir Next" w:hAnsi="Avenir Next" w:cs="Avenir Next" w:eastAsia="Avenir Next"/>
                 <w:color w:val="1A1A1A"/>
-                <w:sz w:val="21"/>
+                <w:sz w:val="22"/>
                 <w:szCs w:val="21"/>
               </w:rPr>
               <w:t xml:space="preserve">1 ft = 12 in · 1 yd = 3 ft · 1 lb = 16 oz · 1 gal = 4 qt · 1 qt = 2 pt · 1 pt = 2 cups</w:t>
@@ -676,6 +680,7 @@
     </w:tbl>
     <w:p>
       <w:pPr>
+        <w:pStyle w:val="Heading2"/>
         <w:keepNext/>
         <w:pBdr>
           <w:bottom w:val="single" w:sz="8" w:space="3" w:color="003A70"/>
@@ -691,7 +696,7 @@
           <w:b/>
           <w:color w:val="003A70"/>
           <w:spacing w:val="14"/>
-          <w:sz w:val="21"/>
+          <w:sz w:val="22"/>
           <w:szCs w:val="21"/>
         </w:rPr>
         <w:t xml:space="preserve">PRACTICE</w:t>
@@ -710,7 +715,7 @@
           <w:rFonts w:ascii="Avenir Next" w:hAnsi="Avenir Next" w:cs="Avenir Next" w:eastAsia="Avenir Next"/>
           <w:i/>
           <w:color w:val="5A5F66"/>
-          <w:sz w:val="17"/>
+          <w:sz w:val="22"/>
           <w:szCs w:val="17"/>
         </w:rPr>
         <w:t xml:space="preserve">show your work · label units</w:t>
@@ -806,25 +811,25 @@
                 <w:rFonts w:ascii="Avenir Next" w:hAnsi="Avenir Next" w:cs="Avenir Next" w:eastAsia="Avenir Next"/>
                 <w:b/>
                 <w:color w:val="003A70"/>
+                <w:sz w:val="22"/>
+                <w:szCs w:val="18"/>
+              </w:rPr>
+              <w:t xml:space="preserve">Step 1</w:t>
+            </w:r>
+            <w:r>
+              <w:rPr>
+                <w:rFonts w:ascii="Avenir Next" w:hAnsi="Avenir Next" w:cs="Avenir Next" w:eastAsia="Avenir Next"/>
+                <w:color w:val="1A1A1A"/>
                 <w:sz w:val="18"/>
                 <w:szCs w:val="18"/>
               </w:rPr>
-              <w:t xml:space="preserve">Step 1</w:t>
-            </w:r>
-            <w:r>
-              <w:rPr>
-                <w:rFonts w:ascii="Avenir Next" w:hAnsi="Avenir Next" w:cs="Avenir Next" w:eastAsia="Avenir Next"/>
-                <w:color w:val="1A1A1A"/>
-                <w:sz w:val="18"/>
-                <w:szCs w:val="18"/>
-              </w:rPr>
               <w:tab/>
             </w:r>
             <w:r>
               <w:rPr>
                 <w:rFonts w:ascii="Avenir Next" w:hAnsi="Avenir Next" w:cs="Avenir Next" w:eastAsia="Avenir Next"/>
                 <w:color w:val="1A1A1A"/>
-                <w:sz w:val="21"/>
+                <w:sz w:val="22"/>
                 <w:szCs w:val="21"/>
               </w:rPr>
               <w:t xml:space="preserve">Is the new unit smaller? Multiply by the fact.</w:t>
@@ -844,25 +849,25 @@
                 <w:rFonts w:ascii="Avenir Next" w:hAnsi="Avenir Next" w:cs="Avenir Next" w:eastAsia="Avenir Next"/>
                 <w:b/>
                 <w:color w:val="003A70"/>
+                <w:sz w:val="22"/>
+                <w:szCs w:val="18"/>
+              </w:rPr>
+              <w:t xml:space="preserve">Step 2</w:t>
+            </w:r>
+            <w:r>
+              <w:rPr>
+                <w:rFonts w:ascii="Avenir Next" w:hAnsi="Avenir Next" w:cs="Avenir Next" w:eastAsia="Avenir Next"/>
+                <w:color w:val="1A1A1A"/>
                 <w:sz w:val="18"/>
                 <w:szCs w:val="18"/>
               </w:rPr>
-              <w:t xml:space="preserve">Step 2</w:t>
-            </w:r>
-            <w:r>
-              <w:rPr>
-                <w:rFonts w:ascii="Avenir Next" w:hAnsi="Avenir Next" w:cs="Avenir Next" w:eastAsia="Avenir Next"/>
-                <w:color w:val="1A1A1A"/>
-                <w:sz w:val="18"/>
-                <w:szCs w:val="18"/>
-              </w:rPr>
               <w:tab/>
             </w:r>
             <w:r>
               <w:rPr>
                 <w:rFonts w:ascii="Avenir Next" w:hAnsi="Avenir Next" w:cs="Avenir Next" w:eastAsia="Avenir Next"/>
                 <w:color w:val="1A1A1A"/>
-                <w:sz w:val="21"/>
+                <w:sz w:val="22"/>
                 <w:szCs w:val="21"/>
               </w:rPr>
               <w:t xml:space="preserve">Is the new unit bigger? Divide by the fact.</w:t>
@@ -1890,7 +1895,7 @@
                       <w:rFonts w:ascii="Avenir Next" w:hAnsi="Avenir Next" w:cs="Avenir Next" w:eastAsia="Avenir Next"/>
                       <w:b/>
                       <w:color w:val="1A1A1A"/>
-                      <w:sz w:val="21"/>
+                      <w:sz w:val="22"/>
                       <w:szCs w:val="21"/>
                     </w:rPr>
                     <w:t xml:space="preserve">Gallons</w:t>
@@ -1911,7 +1916,7 @@
                     <w:rPr>
                       <w:rFonts w:ascii="Avenir Next" w:hAnsi="Avenir Next" w:cs="Avenir Next" w:eastAsia="Avenir Next"/>
                       <w:color w:val="1A1A1A"/>
-                      <w:sz w:val="21"/>
+                      <w:sz w:val="22"/>
                       <w:szCs w:val="21"/>
                     </w:rPr>
                     <w:t xml:space="preserve">1</w:t>
@@ -1932,7 +1937,7 @@
                     <w:rPr>
                       <w:rFonts w:ascii="Avenir Next" w:hAnsi="Avenir Next" w:cs="Avenir Next" w:eastAsia="Avenir Next"/>
                       <w:color w:val="1A1A1A"/>
-                      <w:sz w:val="21"/>
+                      <w:sz w:val="22"/>
                       <w:szCs w:val="21"/>
                     </w:rPr>
                     <w:t xml:space="preserve">3</w:t>
@@ -1964,7 +1969,7 @@
                     <w:rPr>
                       <w:rFonts w:ascii="Avenir Next" w:hAnsi="Avenir Next" w:cs="Avenir Next" w:eastAsia="Avenir Next"/>
                       <w:color w:val="1A1A1A"/>
-                      <w:sz w:val="21"/>
+                      <w:sz w:val="22"/>
                       <w:szCs w:val="21"/>
                     </w:rPr>
                     <w:t xml:space="preserve">7.5</w:t>
@@ -1993,7 +1998,7 @@
                       <w:rFonts w:ascii="Avenir Next" w:hAnsi="Avenir Next" w:cs="Avenir Next" w:eastAsia="Avenir Next"/>
                       <w:b/>
                       <w:color w:val="1A1A1A"/>
-                      <w:sz w:val="21"/>
+                      <w:sz w:val="22"/>
                       <w:szCs w:val="21"/>
                     </w:rPr>
                     <w:t xml:space="preserve">Quarts</w:t>
@@ -2014,7 +2019,7 @@
                     <w:rPr>
                       <w:rFonts w:ascii="Avenir Next" w:hAnsi="Avenir Next" w:cs="Avenir Next" w:eastAsia="Avenir Next"/>
                       <w:color w:val="1A1A1A"/>
-                      <w:sz w:val="21"/>
+                      <w:sz w:val="22"/>
                       <w:szCs w:val="21"/>
                     </w:rPr>
                     <w:t xml:space="preserve">4</w:t>
@@ -2046,7 +2051,7 @@
                     <w:rPr>
                       <w:rFonts w:ascii="Avenir Next" w:hAnsi="Avenir Next" w:cs="Avenir Next" w:eastAsia="Avenir Next"/>
                       <w:color w:val="1A1A1A"/>
-                      <w:sz w:val="21"/>
+                      <w:sz w:val="22"/>
                       <w:szCs w:val="21"/>
                     </w:rPr>
                     <w:t xml:space="preserve">20</w:t>
@@ -2179,25 +2184,25 @@
                 <w:rFonts w:ascii="Avenir Next" w:hAnsi="Avenir Next" w:cs="Avenir Next" w:eastAsia="Avenir Next"/>
                 <w:b/>
                 <w:color w:val="003A70"/>
+                <w:sz w:val="22"/>
+                <w:szCs w:val="18"/>
+              </w:rPr>
+              <w:t xml:space="preserve">Step 1</w:t>
+            </w:r>
+            <w:r>
+              <w:rPr>
+                <w:rFonts w:ascii="Avenir Next" w:hAnsi="Avenir Next" w:cs="Avenir Next" w:eastAsia="Avenir Next"/>
+                <w:color w:val="1A1A1A"/>
                 <w:sz w:val="18"/>
                 <w:szCs w:val="18"/>
               </w:rPr>
-              <w:t xml:space="preserve">Step 1</w:t>
-            </w:r>
-            <w:r>
-              <w:rPr>
-                <w:rFonts w:ascii="Avenir Next" w:hAnsi="Avenir Next" w:cs="Avenir Next" w:eastAsia="Avenir Next"/>
-                <w:color w:val="1A1A1A"/>
-                <w:sz w:val="18"/>
-                <w:szCs w:val="18"/>
-              </w:rPr>
               <w:tab/>
             </w:r>
             <w:r>
               <w:rPr>
                 <w:rFonts w:ascii="Avenir Next" w:hAnsi="Avenir Next" w:cs="Avenir Next" w:eastAsia="Avenir Next"/>
                 <w:color w:val="1A1A1A"/>
-                <w:sz w:val="21"/>
+                <w:sz w:val="22"/>
                 <w:szCs w:val="21"/>
               </w:rPr>
               <w:t xml:space="preserve">Gallons to quarts: × 4.</w:t>
@@ -2217,25 +2222,25 @@
                 <w:rFonts w:ascii="Avenir Next" w:hAnsi="Avenir Next" w:cs="Avenir Next" w:eastAsia="Avenir Next"/>
                 <w:b/>
                 <w:color w:val="003A70"/>
+                <w:sz w:val="22"/>
+                <w:szCs w:val="18"/>
+              </w:rPr>
+              <w:t xml:space="preserve">Step 2</w:t>
+            </w:r>
+            <w:r>
+              <w:rPr>
+                <w:rFonts w:ascii="Avenir Next" w:hAnsi="Avenir Next" w:cs="Avenir Next" w:eastAsia="Avenir Next"/>
+                <w:color w:val="1A1A1A"/>
                 <w:sz w:val="18"/>
                 <w:szCs w:val="18"/>
               </w:rPr>
-              <w:t xml:space="preserve">Step 2</w:t>
-            </w:r>
-            <w:r>
-              <w:rPr>
-                <w:rFonts w:ascii="Avenir Next" w:hAnsi="Avenir Next" w:cs="Avenir Next" w:eastAsia="Avenir Next"/>
-                <w:color w:val="1A1A1A"/>
-                <w:sz w:val="18"/>
-                <w:szCs w:val="18"/>
-              </w:rPr>
               <w:tab/>
             </w:r>
             <w:r>
               <w:rPr>
                 <w:rFonts w:ascii="Avenir Next" w:hAnsi="Avenir Next" w:cs="Avenir Next" w:eastAsia="Avenir Next"/>
                 <w:color w:val="1A1A1A"/>
-                <w:sz w:val="21"/>
+                <w:sz w:val="22"/>
                 <w:szCs w:val="21"/>
               </w:rPr>
               <w:t xml:space="preserve">Quarts to pints: × 2.</w:t>
@@ -2255,25 +2260,25 @@
                 <w:rFonts w:ascii="Avenir Next" w:hAnsi="Avenir Next" w:cs="Avenir Next" w:eastAsia="Avenir Next"/>
                 <w:b/>
                 <w:color w:val="003A70"/>
+                <w:sz w:val="22"/>
+                <w:szCs w:val="18"/>
+              </w:rPr>
+              <w:t xml:space="preserve">Step 3</w:t>
+            </w:r>
+            <w:r>
+              <w:rPr>
+                <w:rFonts w:ascii="Avenir Next" w:hAnsi="Avenir Next" w:cs="Avenir Next" w:eastAsia="Avenir Next"/>
+                <w:color w:val="1A1A1A"/>
                 <w:sz w:val="18"/>
                 <w:szCs w:val="18"/>
               </w:rPr>
-              <w:t xml:space="preserve">Step 3</w:t>
-            </w:r>
-            <w:r>
-              <w:rPr>
-                <w:rFonts w:ascii="Avenir Next" w:hAnsi="Avenir Next" w:cs="Avenir Next" w:eastAsia="Avenir Next"/>
-                <w:color w:val="1A1A1A"/>
-                <w:sz w:val="18"/>
-                <w:szCs w:val="18"/>
-              </w:rPr>
               <w:tab/>
             </w:r>
             <w:r>
               <w:rPr>
                 <w:rFonts w:ascii="Avenir Next" w:hAnsi="Avenir Next" w:cs="Avenir Next" w:eastAsia="Avenir Next"/>
                 <w:color w:val="1A1A1A"/>
-                <w:sz w:val="21"/>
+                <w:sz w:val="22"/>
                 <w:szCs w:val="21"/>
               </w:rPr>
               <w:t xml:space="preserve">Pints to cups: × 2.</w:t>
@@ -2350,25 +2355,25 @@
                 <w:rFonts w:ascii="Avenir Next" w:hAnsi="Avenir Next" w:cs="Avenir Next" w:eastAsia="Avenir Next"/>
                 <w:b/>
                 <w:color w:val="1A1A1A"/>
+                <w:sz w:val="22"/>
+                <w:szCs w:val="18"/>
+              </w:rPr>
+              <w:t xml:space="preserve">Answer</w:t>
+            </w:r>
+            <w:r>
+              <w:rPr>
+                <w:rFonts w:ascii="Avenir Next" w:hAnsi="Avenir Next" w:cs="Avenir Next" w:eastAsia="Avenir Next"/>
+                <w:color w:val="1A1A1A"/>
                 <w:sz w:val="18"/>
                 <w:szCs w:val="18"/>
               </w:rPr>
-              <w:t xml:space="preserve">Answer</w:t>
-            </w:r>
-            <w:r>
-              <w:rPr>
-                <w:rFonts w:ascii="Avenir Next" w:hAnsi="Avenir Next" w:cs="Avenir Next" w:eastAsia="Avenir Next"/>
-                <w:color w:val="1A1A1A"/>
-                <w:sz w:val="18"/>
-                <w:szCs w:val="18"/>
-              </w:rPr>
               <w:tab/>
             </w:r>
             <w:r>
               <w:rPr>
                 <w:rFonts w:ascii="Avenir Next" w:hAnsi="Avenir Next" w:cs="Avenir Next" w:eastAsia="Avenir Next"/>
                 <w:color w:val="1A1A1A"/>
-                <w:sz w:val="18"/>
+                <w:sz w:val="22"/>
                 <w:szCs w:val="18"/>
               </w:rPr>
               <w:t xml:space="preserve">  cups</w:t>
@@ -2479,7 +2484,7 @@
                 <w:rFonts w:ascii="Avenir Next" w:hAnsi="Avenir Next" w:cs="Avenir Next" w:eastAsia="Avenir Next"/>
                 <w:b/>
                 <w:color w:val="003A70"/>
-                <w:sz w:val="17"/>
+                <w:sz w:val="22"/>
                 <w:szCs w:val="17"/>
               </w:rPr>
               <w:t xml:space="preserve">Frame  </w:t>
@@ -2489,10 +2494,30 @@
                 <w:rFonts w:ascii="Avenir Next" w:hAnsi="Avenir Next" w:cs="Avenir Next" w:eastAsia="Avenir Next"/>
                 <w:i/>
                 <w:color w:val="1A1A1A"/>
+                <w:sz w:val="22"/>
+                <w:szCs w:val="18"/>
+              </w:rPr>
+              <w:t xml:space="preserve">Tasha is </w:t>
+            </w:r>
+            <w:r>
+              <w:rPr>
+                <w:rFonts w:ascii="Avenir Next" w:hAnsi="Avenir Next" w:cs="Avenir Next" w:eastAsia="Avenir Next"/>
+                <w:color w:val="1A1A1A"/>
                 <w:sz w:val="18"/>
                 <w:szCs w:val="18"/>
-              </w:rPr>
-              <w:t xml:space="preserve">Tasha is </w:t>
+                <w:u w:val="single"/>
+              </w:rPr>
+              <w:t xml:space="preserve">      </w:t>
+            </w:r>
+            <w:r>
+              <w:rPr>
+                <w:rFonts w:ascii="Avenir Next" w:hAnsi="Avenir Next" w:cs="Avenir Next" w:eastAsia="Avenir Next"/>
+                <w:i/>
+                <w:color w:val="1A1A1A"/>
+                <w:sz w:val="22"/>
+                <w:szCs w:val="18"/>
+              </w:rPr>
+              <w:t xml:space="preserve"> because 2 yards = </w:t>
             </w:r>
             <w:r>
               <w:rPr>
@@ -2509,17 +2534,17 @@
                 <w:rFonts w:ascii="Avenir Next" w:hAnsi="Avenir Next" w:cs="Avenir Next" w:eastAsia="Avenir Next"/>
                 <w:i/>
                 <w:color w:val="1A1A1A"/>
+                <w:sz w:val="22"/>
+                <w:szCs w:val="18"/>
+              </w:rPr>
+              <w:t xml:space="preserve"> inches, and 70 inches is </w:t>
+            </w:r>
+            <w:r>
+              <w:rPr>
+                <w:rFonts w:ascii="Avenir Next" w:hAnsi="Avenir Next" w:cs="Avenir Next" w:eastAsia="Avenir Next"/>
+                <w:color w:val="1A1A1A"/>
                 <w:sz w:val="18"/>
                 <w:szCs w:val="18"/>
-              </w:rPr>
-              <w:t xml:space="preserve"> because 2 yards = </w:t>
-            </w:r>
-            <w:r>
-              <w:rPr>
-                <w:rFonts w:ascii="Avenir Next" w:hAnsi="Avenir Next" w:cs="Avenir Next" w:eastAsia="Avenir Next"/>
-                <w:color w:val="1A1A1A"/>
-                <w:sz w:val="18"/>
-                <w:szCs w:val="18"/>
                 <w:u w:val="single"/>
               </w:rPr>
               <w:t xml:space="preserve">      </w:t>
@@ -2529,27 +2554,7 @@
                 <w:rFonts w:ascii="Avenir Next" w:hAnsi="Avenir Next" w:cs="Avenir Next" w:eastAsia="Avenir Next"/>
                 <w:i/>
                 <w:color w:val="1A1A1A"/>
-                <w:sz w:val="18"/>
-                <w:szCs w:val="18"/>
-              </w:rPr>
-              <w:t xml:space="preserve"> inches, and 70 inches is </w:t>
-            </w:r>
-            <w:r>
-              <w:rPr>
-                <w:rFonts w:ascii="Avenir Next" w:hAnsi="Avenir Next" w:cs="Avenir Next" w:eastAsia="Avenir Next"/>
-                <w:color w:val="1A1A1A"/>
-                <w:sz w:val="18"/>
-                <w:szCs w:val="18"/>
-                <w:u w:val="single"/>
-              </w:rPr>
-              <w:t xml:space="preserve">      </w:t>
-            </w:r>
-            <w:r>
-              <w:rPr>
-                <w:rFonts w:ascii="Avenir Next" w:hAnsi="Avenir Next" w:cs="Avenir Next" w:eastAsia="Avenir Next"/>
-                <w:i/>
-                <w:color w:val="1A1A1A"/>
-                <w:sz w:val="18"/>
+                <w:sz w:val="22"/>
                 <w:szCs w:val="18"/>
               </w:rPr>
               <w:t xml:space="preserve">.</w:t>
@@ -2678,6 +2683,7 @@
           </w:tcPr>
           <w:p>
             <w:pPr>
+              <w:pStyle w:val="Heading2"/>
               <w:spacing w:before="0" w:after="0" w:line="240" w:lineRule="auto"/>
             </w:pPr>
             <w:r>
@@ -2715,7 +2721,7 @@
               <w:rPr>
                 <w:rFonts w:ascii="Avenir Next" w:hAnsi="Avenir Next" w:cs="Avenir Next" w:eastAsia="Avenir Next"/>
                 <w:color w:val="1A1A1A"/>
-                <w:sz w:val="17"/>
+                <w:sz w:val="22"/>
                 <w:szCs w:val="17"/>
               </w:rPr>
               <w:t xml:space="preserve">  I can do this on my own</w:t>
@@ -2744,7 +2750,7 @@
               <w:rPr>
                 <w:rFonts w:ascii="Avenir Next" w:hAnsi="Avenir Next" w:cs="Avenir Next" w:eastAsia="Avenir Next"/>
                 <w:color w:val="1A1A1A"/>
-                <w:sz w:val="17"/>
+                <w:sz w:val="22"/>
                 <w:szCs w:val="17"/>
               </w:rPr>
               <w:t xml:space="preserve">  I need a little help</w:t>
@@ -2773,7 +2779,7 @@
               <w:rPr>
                 <w:rFonts w:ascii="Avenir Next" w:hAnsi="Avenir Next" w:cs="Avenir Next" w:eastAsia="Avenir Next"/>
                 <w:color w:val="1A1A1A"/>
-                <w:sz w:val="17"/>
+                <w:sz w:val="22"/>
                 <w:szCs w:val="17"/>
               </w:rPr>
               <w:t xml:space="preserve">  I have a question about #</w:t>
@@ -2811,7 +2817,7 @@
         <w:rPr>
           <w:rFonts w:ascii="Avenir Next" w:hAnsi="Avenir Next" w:cs="Avenir Next" w:eastAsia="Avenir Next"/>
           <w:color w:val="5A5F66"/>
-          <w:sz w:val="17"/>
+          <w:sz w:val="22"/>
           <w:szCs w:val="17"/>
         </w:rPr>
         <w:t xml:space="preserve">Find a container at home labeled in quarts or ounces. Convert its size to another unit.</w:t>
@@ -2894,14 +2900,15 @@
           <w:caps/>
           <w:color w:val="003A70"/>
           <w:spacing w:val="12"/>
-          <w:sz w:val="21"/>
+          <w:sz w:val="22"/>
           <w:szCs w:val="21"/>
         </w:rPr>
-        <w:t xml:space="preserve">Lesson 3-6  ·  Homework Packet  ·  Level 1  ·  Sheet 2 of 2</w:t>
+        <w:t xml:space="preserve">Lesson 3-6  ·  Homework Packet  ·  Supported  ·  Session 2 · pages 3–4</w:t>
       </w:r>
     </w:p>
     <w:p>
       <w:pPr>
+        <w:pStyle w:val="Heading1"/>
         <w:keepNext/>
         <w:spacing w:before="0" w:after="10" w:line="240" w:lineRule="auto"/>
       </w:pPr>
@@ -2927,7 +2934,7 @@
         <w:rPr>
           <w:rFonts w:ascii="Avenir Next" w:hAnsi="Avenir Next" w:cs="Avenir Next" w:eastAsia="Avenir Next"/>
           <w:color w:val="5A5F66"/>
-          <w:sz w:val="17"/>
+          <w:sz w:val="22"/>
           <w:szCs w:val="17"/>
         </w:rPr>
         <w:t xml:space="preserve">Maryland Standard 6.RP.A.3d   ·   Learning target — I can convert between metric units by multiplying or dividing by powers of ten.</w:t>
@@ -2974,6 +2981,7 @@
           </w:tcPr>
           <w:p>
             <w:pPr>
+              <w:pStyle w:val="Heading2"/>
               <w:spacing w:before="0" w:after="40" w:line="264" w:lineRule="auto"/>
             </w:pPr>
             <w:r>
@@ -3001,25 +3009,25 @@
                 <w:rFonts w:ascii="Avenir Next" w:hAnsi="Avenir Next" w:cs="Avenir Next" w:eastAsia="Avenir Next"/>
                 <w:b/>
                 <w:color w:val="003A70"/>
+                <w:sz w:val="22"/>
+                <w:szCs w:val="18"/>
+              </w:rPr>
+              <w:t xml:space="preserve">•</w:t>
+            </w:r>
+            <w:r>
+              <w:rPr>
+                <w:rFonts w:ascii="Avenir Next" w:hAnsi="Avenir Next" w:cs="Avenir Next" w:eastAsia="Avenir Next"/>
+                <w:color w:val="1A1A1A"/>
                 <w:sz w:val="18"/>
                 <w:szCs w:val="18"/>
               </w:rPr>
-              <w:t xml:space="preserve">•</w:t>
-            </w:r>
-            <w:r>
-              <w:rPr>
-                <w:rFonts w:ascii="Avenir Next" w:hAnsi="Avenir Next" w:cs="Avenir Next" w:eastAsia="Avenir Next"/>
-                <w:color w:val="1A1A1A"/>
-                <w:sz w:val="18"/>
-                <w:szCs w:val="18"/>
-              </w:rPr>
               <w:tab/>
             </w:r>
             <w:r>
               <w:rPr>
                 <w:rFonts w:ascii="Avenir Next" w:hAnsi="Avenir Next" w:cs="Avenir Next" w:eastAsia="Avenir Next"/>
                 <w:color w:val="1A1A1A"/>
-                <w:sz w:val="18"/>
+                <w:sz w:val="22"/>
                 <w:szCs w:val="18"/>
               </w:rPr>
               <w:t xml:space="preserve">1 km = 1,000 m  ·  1 m = 100 cm  ·  1 cm = 10 mm  ·  1 kg = 1,000 g  ·  1 L = 1,000 mL</w:t>
@@ -3038,25 +3046,25 @@
                 <w:rFonts w:ascii="Avenir Next" w:hAnsi="Avenir Next" w:cs="Avenir Next" w:eastAsia="Avenir Next"/>
                 <w:b/>
                 <w:color w:val="003A70"/>
+                <w:sz w:val="22"/>
+                <w:szCs w:val="18"/>
+              </w:rPr>
+              <w:t xml:space="preserve">•</w:t>
+            </w:r>
+            <w:r>
+              <w:rPr>
+                <w:rFonts w:ascii="Avenir Next" w:hAnsi="Avenir Next" w:cs="Avenir Next" w:eastAsia="Avenir Next"/>
+                <w:color w:val="1A1A1A"/>
                 <w:sz w:val="18"/>
                 <w:szCs w:val="18"/>
               </w:rPr>
-              <w:t xml:space="preserve">•</w:t>
-            </w:r>
-            <w:r>
-              <w:rPr>
-                <w:rFonts w:ascii="Avenir Next" w:hAnsi="Avenir Next" w:cs="Avenir Next" w:eastAsia="Avenir Next"/>
-                <w:color w:val="1A1A1A"/>
-                <w:sz w:val="18"/>
-                <w:szCs w:val="18"/>
-              </w:rPr>
               <w:tab/>
             </w:r>
             <w:r>
               <w:rPr>
                 <w:rFonts w:ascii="Avenir Next" w:hAnsi="Avenir Next" w:cs="Avenir Next" w:eastAsia="Avenir Next"/>
                 <w:color w:val="1A1A1A"/>
-                <w:sz w:val="18"/>
+                <w:sz w:val="22"/>
                 <w:szCs w:val="18"/>
               </w:rPr>
               <w:t xml:space="preserve">Larger unit to smaller unit: </w:t>
@@ -3066,7 +3074,7 @@
                 <w:rFonts w:ascii="Avenir Next" w:hAnsi="Avenir Next" w:cs="Avenir Next" w:eastAsia="Avenir Next"/>
                 <w:b/>
                 <w:color w:val="1A1A1A"/>
-                <w:sz w:val="18"/>
+                <w:sz w:val="22"/>
                 <w:szCs w:val="18"/>
               </w:rPr>
               <w:t xml:space="preserve">multiply</w:t>
@@ -3075,7 +3083,7 @@
               <w:rPr>
                 <w:rFonts w:ascii="Avenir Next" w:hAnsi="Avenir Next" w:cs="Avenir Next" w:eastAsia="Avenir Next"/>
                 <w:color w:val="1A1A1A"/>
-                <w:sz w:val="18"/>
+                <w:sz w:val="22"/>
                 <w:szCs w:val="18"/>
               </w:rPr>
               <w:t xml:space="preserve">. Smaller to larger: </w:t>
@@ -3085,7 +3093,7 @@
                 <w:rFonts w:ascii="Avenir Next" w:hAnsi="Avenir Next" w:cs="Avenir Next" w:eastAsia="Avenir Next"/>
                 <w:b/>
                 <w:color w:val="1A1A1A"/>
-                <w:sz w:val="18"/>
+                <w:sz w:val="22"/>
                 <w:szCs w:val="18"/>
               </w:rPr>
               <w:t xml:space="preserve">divide</w:t>
@@ -3094,10 +3102,10 @@
               <w:rPr>
                 <w:rFonts w:ascii="Avenir Next" w:hAnsi="Avenir Next" w:cs="Avenir Next" w:eastAsia="Avenir Next"/>
                 <w:color w:val="1A1A1A"/>
-                <w:sz w:val="18"/>
-                <w:szCs w:val="18"/>
-              </w:rPr>
-              <w:t xml:space="preserve">. Move the decimal point.</w:t>
+                <w:sz w:val="22"/>
+                <w:szCs w:val="18"/>
+              </w:rPr>
+              <w:t xml:space="preserve">. Scale each digit’s place value.</w:t>
             </w:r>
           </w:p>
         </w:tc>
@@ -3109,6 +3117,7 @@
           </w:tcPr>
           <w:p>
             <w:pPr>
+              <w:pStyle w:val="Heading2"/>
               <w:spacing w:before="0" w:after="40" w:line="264" w:lineRule="auto"/>
             </w:pPr>
             <w:r>
@@ -3131,7 +3140,7 @@
               <w:rPr>
                 <w:rFonts w:ascii="Avenir Next" w:hAnsi="Avenir Next" w:cs="Avenir Next" w:eastAsia="Avenir Next"/>
                 <w:color w:val="1A1A1A"/>
-                <w:sz w:val="17"/>
+                <w:sz w:val="22"/>
                 <w:szCs w:val="17"/>
               </w:rPr>
               <w:t xml:space="preserve">A bag of apples has a mass of 2,400 g. What is its mass in kilograms?</w:t>
@@ -3150,25 +3159,25 @@
                 <w:rFonts w:ascii="Avenir Next" w:hAnsi="Avenir Next" w:cs="Avenir Next" w:eastAsia="Avenir Next"/>
                 <w:b/>
                 <w:color w:val="003A70"/>
+                <w:sz w:val="22"/>
+                <w:szCs w:val="17"/>
+              </w:rPr>
+              <w:t xml:space="preserve">Step 1</w:t>
+            </w:r>
+            <w:r>
+              <w:rPr>
+                <w:rFonts w:ascii="Avenir Next" w:hAnsi="Avenir Next" w:cs="Avenir Next" w:eastAsia="Avenir Next"/>
+                <w:color w:val="1A1A1A"/>
                 <w:sz w:val="17"/>
                 <w:szCs w:val="17"/>
               </w:rPr>
-              <w:t xml:space="preserve">Step 1</w:t>
-            </w:r>
-            <w:r>
-              <w:rPr>
-                <w:rFonts w:ascii="Avenir Next" w:hAnsi="Avenir Next" w:cs="Avenir Next" w:eastAsia="Avenir Next"/>
-                <w:color w:val="1A1A1A"/>
-                <w:sz w:val="17"/>
-                <w:szCs w:val="17"/>
-              </w:rPr>
               <w:tab/>
             </w:r>
             <w:r>
               <w:rPr>
                 <w:rFonts w:ascii="Avenir Next" w:hAnsi="Avenir Next" w:cs="Avenir Next" w:eastAsia="Avenir Next"/>
                 <w:color w:val="1A1A1A"/>
-                <w:sz w:val="17"/>
+                <w:sz w:val="22"/>
                 <w:szCs w:val="17"/>
               </w:rPr>
               <w:t xml:space="preserve">1 kg = 1,000 g. Grams to kilograms is small to large, so divide.</w:t>
@@ -3187,28 +3196,28 @@
                 <w:rFonts w:ascii="Avenir Next" w:hAnsi="Avenir Next" w:cs="Avenir Next" w:eastAsia="Avenir Next"/>
                 <w:b/>
                 <w:color w:val="003A70"/>
+                <w:sz w:val="22"/>
+                <w:szCs w:val="17"/>
+              </w:rPr>
+              <w:t xml:space="preserve">Step 2</w:t>
+            </w:r>
+            <w:r>
+              <w:rPr>
+                <w:rFonts w:ascii="Avenir Next" w:hAnsi="Avenir Next" w:cs="Avenir Next" w:eastAsia="Avenir Next"/>
+                <w:color w:val="1A1A1A"/>
                 <w:sz w:val="17"/>
                 <w:szCs w:val="17"/>
               </w:rPr>
-              <w:t xml:space="preserve">Step 2</w:t>
-            </w:r>
-            <w:r>
-              <w:rPr>
-                <w:rFonts w:ascii="Avenir Next" w:hAnsi="Avenir Next" w:cs="Avenir Next" w:eastAsia="Avenir Next"/>
-                <w:color w:val="1A1A1A"/>
-                <w:sz w:val="17"/>
+              <w:tab/>
+            </w:r>
+            <w:r>
+              <w:rPr>
+                <w:rFonts w:ascii="Avenir Next" w:hAnsi="Avenir Next" w:cs="Avenir Next" w:eastAsia="Avenir Next"/>
+                <w:color w:val="1A1A1A"/>
+                <w:sz w:val="22"/>
                 <w:szCs w:val="17"/>
               </w:rPr>
-              <w:tab/>
-            </w:r>
-            <w:r>
-              <w:rPr>
-                <w:rFonts w:ascii="Avenir Next" w:hAnsi="Avenir Next" w:cs="Avenir Next" w:eastAsia="Avenir Next"/>
-                <w:color w:val="1A1A1A"/>
-                <w:sz w:val="17"/>
-                <w:szCs w:val="17"/>
-              </w:rPr>
-              <w:t xml:space="preserve">2,400 ÷ 1,000 = 2.4 (move the decimal point 3 places left)</w:t>
+              <w:t xml:space="preserve">2,400 ÷ 1,000 = 2.4 (each digit has 1/1,000 its value)</w:t>
             </w:r>
           </w:p>
           <w:p>
@@ -3224,18 +3233,18 @@
                 <w:rFonts w:ascii="Avenir Next" w:hAnsi="Avenir Next" w:cs="Avenir Next" w:eastAsia="Avenir Next"/>
                 <w:b/>
                 <w:color w:val="1A1A1A"/>
+                <w:sz w:val="22"/>
+                <w:szCs w:val="17"/>
+              </w:rPr>
+              <w:t xml:space="preserve">Answer</w:t>
+            </w:r>
+            <w:r>
+              <w:rPr>
+                <w:rFonts w:ascii="Avenir Next" w:hAnsi="Avenir Next" w:cs="Avenir Next" w:eastAsia="Avenir Next"/>
+                <w:color w:val="1A1A1A"/>
                 <w:sz w:val="17"/>
                 <w:szCs w:val="17"/>
               </w:rPr>
-              <w:t xml:space="preserve">Answer</w:t>
-            </w:r>
-            <w:r>
-              <w:rPr>
-                <w:rFonts w:ascii="Avenir Next" w:hAnsi="Avenir Next" w:cs="Avenir Next" w:eastAsia="Avenir Next"/>
-                <w:color w:val="1A1A1A"/>
-                <w:sz w:val="17"/>
-                <w:szCs w:val="17"/>
-              </w:rPr>
               <w:tab/>
             </w:r>
             <w:r>
@@ -3243,7 +3252,7 @@
                 <w:rFonts w:ascii="Avenir Next" w:hAnsi="Avenir Next" w:cs="Avenir Next" w:eastAsia="Avenir Next"/>
                 <w:b/>
                 <w:color w:val="1A1A1A"/>
-                <w:sz w:val="17"/>
+                <w:sz w:val="22"/>
                 <w:szCs w:val="17"/>
               </w:rPr>
               <w:t xml:space="preserve">2.4 kg</w:t>
@@ -3293,6 +3302,7 @@
           </w:tcPr>
           <w:p>
             <w:pPr>
+              <w:pStyle w:val="Heading2"/>
               <w:spacing w:before="0" w:after="40" w:line="264" w:lineRule="auto"/>
             </w:pPr>
             <w:r>
@@ -3316,7 +3326,7 @@
                 <w:rFonts w:ascii="Avenir Next" w:hAnsi="Avenir Next" w:cs="Avenir Next" w:eastAsia="Avenir Next"/>
                 <w:b/>
                 <w:color w:val="1A1A1A"/>
-                <w:sz w:val="21"/>
+                <w:sz w:val="22"/>
                 <w:szCs w:val="21"/>
               </w:rPr>
               <w:t xml:space="preserve">kilo-</w:t>
@@ -3325,7 +3335,7 @@
               <w:rPr>
                 <w:rFonts w:ascii="Avenir Next" w:hAnsi="Avenir Next" w:cs="Avenir Next" w:eastAsia="Avenir Next"/>
                 <w:color w:val="5A5F66"/>
-                <w:sz w:val="21"/>
+                <w:sz w:val="22"/>
                 <w:szCs w:val="21"/>
               </w:rPr>
               <w:t xml:space="preserve"> — </w:t>
@@ -3334,7 +3344,7 @@
               <w:rPr>
                 <w:rFonts w:ascii="Avenir Next" w:hAnsi="Avenir Next" w:cs="Avenir Next" w:eastAsia="Avenir Next"/>
                 <w:color w:val="1A1A1A"/>
-                <w:sz w:val="21"/>
+                <w:sz w:val="22"/>
                 <w:szCs w:val="21"/>
               </w:rPr>
               <w:t xml:space="preserve">1,000 of the unit</w:t>
@@ -3349,7 +3359,7 @@
                 <w:rFonts w:ascii="Avenir Next" w:hAnsi="Avenir Next" w:cs="Avenir Next" w:eastAsia="Avenir Next"/>
                 <w:b/>
                 <w:color w:val="1A1A1A"/>
-                <w:sz w:val="21"/>
+                <w:sz w:val="22"/>
                 <w:szCs w:val="21"/>
               </w:rPr>
               <w:t xml:space="preserve">centi-</w:t>
@@ -3358,7 +3368,7 @@
               <w:rPr>
                 <w:rFonts w:ascii="Avenir Next" w:hAnsi="Avenir Next" w:cs="Avenir Next" w:eastAsia="Avenir Next"/>
                 <w:color w:val="5A5F66"/>
-                <w:sz w:val="21"/>
+                <w:sz w:val="22"/>
                 <w:szCs w:val="21"/>
               </w:rPr>
               <w:t xml:space="preserve"> — </w:t>
@@ -3367,7 +3377,7 @@
               <w:rPr>
                 <w:rFonts w:ascii="Avenir Next" w:hAnsi="Avenir Next" w:cs="Avenir Next" w:eastAsia="Avenir Next"/>
                 <w:color w:val="1A1A1A"/>
-                <w:sz w:val="21"/>
+                <w:sz w:val="22"/>
                 <w:szCs w:val="21"/>
               </w:rPr>
               <w:t xml:space="preserve">one hundredth of the unit</w:t>
@@ -3393,7 +3403,7 @@
                 <w:rFonts w:ascii="Avenir Next" w:hAnsi="Avenir Next" w:cs="Avenir Next" w:eastAsia="Avenir Next"/>
                 <w:b/>
                 <w:color w:val="1A1A1A"/>
-                <w:sz w:val="21"/>
+                <w:sz w:val="22"/>
                 <w:szCs w:val="21"/>
               </w:rPr>
               <w:t xml:space="preserve">milli-</w:t>
@@ -3402,7 +3412,7 @@
               <w:rPr>
                 <w:rFonts w:ascii="Avenir Next" w:hAnsi="Avenir Next" w:cs="Avenir Next" w:eastAsia="Avenir Next"/>
                 <w:color w:val="5A5F66"/>
-                <w:sz w:val="21"/>
+                <w:sz w:val="22"/>
                 <w:szCs w:val="21"/>
               </w:rPr>
               <w:t xml:space="preserve"> — </w:t>
@@ -3411,7 +3421,7 @@
               <w:rPr>
                 <w:rFonts w:ascii="Avenir Next" w:hAnsi="Avenir Next" w:cs="Avenir Next" w:eastAsia="Avenir Next"/>
                 <w:color w:val="1A1A1A"/>
-                <w:sz w:val="21"/>
+                <w:sz w:val="22"/>
                 <w:szCs w:val="21"/>
               </w:rPr>
               <w:t xml:space="preserve">one thousandth of the unit</w:t>
@@ -3426,7 +3436,7 @@
                 <w:rFonts w:ascii="Avenir Next" w:hAnsi="Avenir Next" w:cs="Avenir Next" w:eastAsia="Avenir Next"/>
                 <w:b/>
                 <w:color w:val="1A1A1A"/>
-                <w:sz w:val="21"/>
+                <w:sz w:val="22"/>
                 <w:szCs w:val="21"/>
               </w:rPr>
               <w:t xml:space="preserve">match units</w:t>
@@ -3435,7 +3445,7 @@
               <w:rPr>
                 <w:rFonts w:ascii="Avenir Next" w:hAnsi="Avenir Next" w:cs="Avenir Next" w:eastAsia="Avenir Next"/>
                 <w:color w:val="5A5F66"/>
-                <w:sz w:val="21"/>
+                <w:sz w:val="22"/>
                 <w:szCs w:val="21"/>
               </w:rPr>
               <w:t xml:space="preserve"> — </w:t>
@@ -3444,7 +3454,7 @@
               <w:rPr>
                 <w:rFonts w:ascii="Avenir Next" w:hAnsi="Avenir Next" w:cs="Avenir Next" w:eastAsia="Avenir Next"/>
                 <w:color w:val="1A1A1A"/>
-                <w:sz w:val="21"/>
+                <w:sz w:val="22"/>
                 <w:szCs w:val="21"/>
               </w:rPr>
               <w:t xml:space="preserve">change to the same unit before you divide</w:t>
@@ -3455,6 +3465,7 @@
     </w:tbl>
     <w:p>
       <w:pPr>
+        <w:pStyle w:val="Heading2"/>
         <w:keepNext/>
         <w:pBdr>
           <w:bottom w:val="single" w:sz="8" w:space="3" w:color="003A70"/>
@@ -3470,7 +3481,7 @@
           <w:b/>
           <w:color w:val="003A70"/>
           <w:spacing w:val="14"/>
-          <w:sz w:val="21"/>
+          <w:sz w:val="22"/>
           <w:szCs w:val="21"/>
         </w:rPr>
         <w:t xml:space="preserve">PRACTICE</w:t>
@@ -3489,7 +3500,7 @@
           <w:rFonts w:ascii="Avenir Next" w:hAnsi="Avenir Next" w:cs="Avenir Next" w:eastAsia="Avenir Next"/>
           <w:i/>
           <w:color w:val="5A5F66"/>
-          <w:sz w:val="17"/>
+          <w:sz w:val="22"/>
           <w:szCs w:val="17"/>
         </w:rPr>
         <w:t xml:space="preserve">show your work · label units</w:t>
@@ -4007,25 +4018,25 @@
                 <w:rFonts w:ascii="Avenir Next" w:hAnsi="Avenir Next" w:cs="Avenir Next" w:eastAsia="Avenir Next"/>
                 <w:b/>
                 <w:color w:val="003A70"/>
+                <w:sz w:val="22"/>
+                <w:szCs w:val="18"/>
+              </w:rPr>
+              <w:t xml:space="preserve">Step 1</w:t>
+            </w:r>
+            <w:r>
+              <w:rPr>
+                <w:rFonts w:ascii="Avenir Next" w:hAnsi="Avenir Next" w:cs="Avenir Next" w:eastAsia="Avenir Next"/>
+                <w:color w:val="1A1A1A"/>
                 <w:sz w:val="18"/>
                 <w:szCs w:val="18"/>
               </w:rPr>
-              <w:t xml:space="preserve">Step 1</w:t>
-            </w:r>
-            <w:r>
-              <w:rPr>
-                <w:rFonts w:ascii="Avenir Next" w:hAnsi="Avenir Next" w:cs="Avenir Next" w:eastAsia="Avenir Next"/>
-                <w:color w:val="1A1A1A"/>
-                <w:sz w:val="18"/>
-                <w:szCs w:val="18"/>
-              </w:rPr>
               <w:tab/>
             </w:r>
             <w:r>
               <w:rPr>
                 <w:rFonts w:ascii="Avenir Next" w:hAnsi="Avenir Next" w:cs="Avenir Next" w:eastAsia="Avenir Next"/>
                 <w:color w:val="1A1A1A"/>
-                <w:sz w:val="21"/>
+                <w:sz w:val="22"/>
                 <w:szCs w:val="21"/>
               </w:rPr>
               <w:t xml:space="preserve">Change liters to milliliters: × 1,000.</w:t>
@@ -4045,25 +4056,25 @@
                 <w:rFonts w:ascii="Avenir Next" w:hAnsi="Avenir Next" w:cs="Avenir Next" w:eastAsia="Avenir Next"/>
                 <w:b/>
                 <w:color w:val="003A70"/>
+                <w:sz w:val="22"/>
+                <w:szCs w:val="18"/>
+              </w:rPr>
+              <w:t xml:space="preserve">Step 2</w:t>
+            </w:r>
+            <w:r>
+              <w:rPr>
+                <w:rFonts w:ascii="Avenir Next" w:hAnsi="Avenir Next" w:cs="Avenir Next" w:eastAsia="Avenir Next"/>
+                <w:color w:val="1A1A1A"/>
                 <w:sz w:val="18"/>
                 <w:szCs w:val="18"/>
               </w:rPr>
-              <w:t xml:space="preserve">Step 2</w:t>
-            </w:r>
-            <w:r>
-              <w:rPr>
-                <w:rFonts w:ascii="Avenir Next" w:hAnsi="Avenir Next" w:cs="Avenir Next" w:eastAsia="Avenir Next"/>
-                <w:color w:val="1A1A1A"/>
-                <w:sz w:val="18"/>
-                <w:szCs w:val="18"/>
-              </w:rPr>
               <w:tab/>
             </w:r>
             <w:r>
               <w:rPr>
                 <w:rFonts w:ascii="Avenir Next" w:hAnsi="Avenir Next" w:cs="Avenir Next" w:eastAsia="Avenir Next"/>
                 <w:color w:val="1A1A1A"/>
-                <w:sz w:val="21"/>
+                <w:sz w:val="22"/>
                 <w:szCs w:val="21"/>
               </w:rPr>
               <w:t xml:space="preserve">Divide by 300 mL for each cup.</w:t>
@@ -4309,25 +4320,25 @@
                 <w:rFonts w:ascii="Avenir Next" w:hAnsi="Avenir Next" w:cs="Avenir Next" w:eastAsia="Avenir Next"/>
                 <w:b/>
                 <w:color w:val="003A70"/>
+                <w:sz w:val="22"/>
+                <w:szCs w:val="18"/>
+              </w:rPr>
+              <w:t xml:space="preserve">Step 1</w:t>
+            </w:r>
+            <w:r>
+              <w:rPr>
+                <w:rFonts w:ascii="Avenir Next" w:hAnsi="Avenir Next" w:cs="Avenir Next" w:eastAsia="Avenir Next"/>
+                <w:color w:val="1A1A1A"/>
                 <w:sz w:val="18"/>
                 <w:szCs w:val="18"/>
               </w:rPr>
-              <w:t xml:space="preserve">Step 1</w:t>
-            </w:r>
-            <w:r>
-              <w:rPr>
-                <w:rFonts w:ascii="Avenir Next" w:hAnsi="Avenir Next" w:cs="Avenir Next" w:eastAsia="Avenir Next"/>
-                <w:color w:val="1A1A1A"/>
-                <w:sz w:val="18"/>
-                <w:szCs w:val="18"/>
-              </w:rPr>
               <w:tab/>
             </w:r>
             <w:r>
               <w:rPr>
                 <w:rFonts w:ascii="Avenir Next" w:hAnsi="Avenir Next" w:cs="Avenir Next" w:eastAsia="Avenir Next"/>
                 <w:color w:val="1A1A1A"/>
-                <w:sz w:val="21"/>
+                <w:sz w:val="22"/>
                 <w:szCs w:val="21"/>
               </w:rPr>
               <w:t xml:space="preserve">Multiply 4 × 800 to get meters.</w:t>
@@ -4347,25 +4358,25 @@
                 <w:rFonts w:ascii="Avenir Next" w:hAnsi="Avenir Next" w:cs="Avenir Next" w:eastAsia="Avenir Next"/>
                 <w:b/>
                 <w:color w:val="003A70"/>
+                <w:sz w:val="22"/>
+                <w:szCs w:val="18"/>
+              </w:rPr>
+              <w:t xml:space="preserve">Step 2</w:t>
+            </w:r>
+            <w:r>
+              <w:rPr>
+                <w:rFonts w:ascii="Avenir Next" w:hAnsi="Avenir Next" w:cs="Avenir Next" w:eastAsia="Avenir Next"/>
+                <w:color w:val="1A1A1A"/>
                 <w:sz w:val="18"/>
                 <w:szCs w:val="18"/>
               </w:rPr>
-              <w:t xml:space="preserve">Step 2</w:t>
-            </w:r>
-            <w:r>
-              <w:rPr>
-                <w:rFonts w:ascii="Avenir Next" w:hAnsi="Avenir Next" w:cs="Avenir Next" w:eastAsia="Avenir Next"/>
-                <w:color w:val="1A1A1A"/>
-                <w:sz w:val="18"/>
-                <w:szCs w:val="18"/>
-              </w:rPr>
               <w:tab/>
             </w:r>
             <w:r>
               <w:rPr>
                 <w:rFonts w:ascii="Avenir Next" w:hAnsi="Avenir Next" w:cs="Avenir Next" w:eastAsia="Avenir Next"/>
                 <w:color w:val="1A1A1A"/>
-                <w:sz w:val="21"/>
+                <w:sz w:val="22"/>
                 <w:szCs w:val="21"/>
               </w:rPr>
               <w:t xml:space="preserve">Divide by 1,000 to get kilometers.</w:t>
@@ -4611,25 +4622,25 @@
                 <w:rFonts w:ascii="Avenir Next" w:hAnsi="Avenir Next" w:cs="Avenir Next" w:eastAsia="Avenir Next"/>
                 <w:b/>
                 <w:color w:val="003A70"/>
+                <w:sz w:val="22"/>
+                <w:szCs w:val="18"/>
+              </w:rPr>
+              <w:t xml:space="preserve">Step 1</w:t>
+            </w:r>
+            <w:r>
+              <w:rPr>
+                <w:rFonts w:ascii="Avenir Next" w:hAnsi="Avenir Next" w:cs="Avenir Next" w:eastAsia="Avenir Next"/>
+                <w:color w:val="1A1A1A"/>
                 <w:sz w:val="18"/>
                 <w:szCs w:val="18"/>
               </w:rPr>
-              <w:t xml:space="preserve">Step 1</w:t>
-            </w:r>
-            <w:r>
-              <w:rPr>
-                <w:rFonts w:ascii="Avenir Next" w:hAnsi="Avenir Next" w:cs="Avenir Next" w:eastAsia="Avenir Next"/>
-                <w:color w:val="1A1A1A"/>
-                <w:sz w:val="18"/>
-                <w:szCs w:val="18"/>
-              </w:rPr>
               <w:tab/>
             </w:r>
             <w:r>
               <w:rPr>
                 <w:rFonts w:ascii="Avenir Next" w:hAnsi="Avenir Next" w:cs="Avenir Next" w:eastAsia="Avenir Next"/>
                 <w:color w:val="1A1A1A"/>
-                <w:sz w:val="21"/>
+                <w:sz w:val="22"/>
                 <w:szCs w:val="21"/>
               </w:rPr>
               <w:t xml:space="preserve">Find Hana’s grams: 3 × 400.</w:t>
@@ -4649,25 +4660,25 @@
                 <w:rFonts w:ascii="Avenir Next" w:hAnsi="Avenir Next" w:cs="Avenir Next" w:eastAsia="Avenir Next"/>
                 <w:b/>
                 <w:color w:val="003A70"/>
+                <w:sz w:val="22"/>
+                <w:szCs w:val="18"/>
+              </w:rPr>
+              <w:t xml:space="preserve">Step 2</w:t>
+            </w:r>
+            <w:r>
+              <w:rPr>
+                <w:rFonts w:ascii="Avenir Next" w:hAnsi="Avenir Next" w:cs="Avenir Next" w:eastAsia="Avenir Next"/>
+                <w:color w:val="1A1A1A"/>
                 <w:sz w:val="18"/>
                 <w:szCs w:val="18"/>
               </w:rPr>
-              <w:t xml:space="preserve">Step 2</w:t>
-            </w:r>
-            <w:r>
-              <w:rPr>
-                <w:rFonts w:ascii="Avenir Next" w:hAnsi="Avenir Next" w:cs="Avenir Next" w:eastAsia="Avenir Next"/>
-                <w:color w:val="1A1A1A"/>
-                <w:sz w:val="18"/>
-                <w:szCs w:val="18"/>
-              </w:rPr>
               <w:tab/>
             </w:r>
             <w:r>
               <w:rPr>
                 <w:rFonts w:ascii="Avenir Next" w:hAnsi="Avenir Next" w:cs="Avenir Next" w:eastAsia="Avenir Next"/>
                 <w:color w:val="1A1A1A"/>
-                <w:sz w:val="21"/>
+                <w:sz w:val="22"/>
                 <w:szCs w:val="21"/>
               </w:rPr>
               <w:t xml:space="preserve">Change 1.5 kg to grams: × 1,000.</w:t>
@@ -4687,25 +4698,25 @@
                 <w:rFonts w:ascii="Avenir Next" w:hAnsi="Avenir Next" w:cs="Avenir Next" w:eastAsia="Avenir Next"/>
                 <w:b/>
                 <w:color w:val="003A70"/>
+                <w:sz w:val="22"/>
+                <w:szCs w:val="18"/>
+              </w:rPr>
+              <w:t xml:space="preserve">Step 3</w:t>
+            </w:r>
+            <w:r>
+              <w:rPr>
+                <w:rFonts w:ascii="Avenir Next" w:hAnsi="Avenir Next" w:cs="Avenir Next" w:eastAsia="Avenir Next"/>
+                <w:color w:val="1A1A1A"/>
                 <w:sz w:val="18"/>
                 <w:szCs w:val="18"/>
               </w:rPr>
-              <w:t xml:space="preserve">Step 3</w:t>
-            </w:r>
-            <w:r>
-              <w:rPr>
-                <w:rFonts w:ascii="Avenir Next" w:hAnsi="Avenir Next" w:cs="Avenir Next" w:eastAsia="Avenir Next"/>
-                <w:color w:val="1A1A1A"/>
-                <w:sz w:val="18"/>
-                <w:szCs w:val="18"/>
-              </w:rPr>
               <w:tab/>
             </w:r>
             <w:r>
               <w:rPr>
                 <w:rFonts w:ascii="Avenir Next" w:hAnsi="Avenir Next" w:cs="Avenir Next" w:eastAsia="Avenir Next"/>
                 <w:color w:val="1A1A1A"/>
-                <w:sz w:val="21"/>
+                <w:sz w:val="22"/>
                 <w:szCs w:val="21"/>
               </w:rPr>
               <w:t xml:space="preserve">Compare the two amounts.</w:t>
@@ -4939,7 +4950,7 @@
                 <w:rFonts w:ascii="Avenir Next" w:hAnsi="Avenir Next" w:cs="Avenir Next" w:eastAsia="Avenir Next"/>
                 <w:b/>
                 <w:color w:val="003A70"/>
-                <w:sz w:val="17"/>
+                <w:sz w:val="22"/>
                 <w:szCs w:val="17"/>
               </w:rPr>
               <w:t xml:space="preserve">Frame  </w:t>
@@ -4949,10 +4960,30 @@
                 <w:rFonts w:ascii="Avenir Next" w:hAnsi="Avenir Next" w:cs="Avenir Next" w:eastAsia="Avenir Next"/>
                 <w:i/>
                 <w:color w:val="1A1A1A"/>
+                <w:sz w:val="22"/>
+                <w:szCs w:val="18"/>
+              </w:rPr>
+              <w:t xml:space="preserve">Ian’s mistake is </w:t>
+            </w:r>
+            <w:r>
+              <w:rPr>
+                <w:rFonts w:ascii="Avenir Next" w:hAnsi="Avenir Next" w:cs="Avenir Next" w:eastAsia="Avenir Next"/>
+                <w:color w:val="1A1A1A"/>
                 <w:sz w:val="18"/>
                 <w:szCs w:val="18"/>
-              </w:rPr>
-              <w:t xml:space="preserve">Ian’s mistake is </w:t>
+                <w:u w:val="single"/>
+              </w:rPr>
+              <w:t xml:space="preserve">      </w:t>
+            </w:r>
+            <w:r>
+              <w:rPr>
+                <w:rFonts w:ascii="Avenir Next" w:hAnsi="Avenir Next" w:cs="Avenir Next" w:eastAsia="Avenir Next"/>
+                <w:i/>
+                <w:color w:val="1A1A1A"/>
+                <w:sz w:val="22"/>
+                <w:szCs w:val="18"/>
+              </w:rPr>
+              <w:t xml:space="preserve">. The correct mass is </w:t>
             </w:r>
             <w:r>
               <w:rPr>
@@ -4969,17 +5000,17 @@
                 <w:rFonts w:ascii="Avenir Next" w:hAnsi="Avenir Next" w:cs="Avenir Next" w:eastAsia="Avenir Next"/>
                 <w:i/>
                 <w:color w:val="1A1A1A"/>
+                <w:sz w:val="22"/>
+                <w:szCs w:val="18"/>
+              </w:rPr>
+              <w:t xml:space="preserve"> g because </w:t>
+            </w:r>
+            <w:r>
+              <w:rPr>
+                <w:rFonts w:ascii="Avenir Next" w:hAnsi="Avenir Next" w:cs="Avenir Next" w:eastAsia="Avenir Next"/>
+                <w:color w:val="1A1A1A"/>
                 <w:sz w:val="18"/>
                 <w:szCs w:val="18"/>
-              </w:rPr>
-              <w:t xml:space="preserve">. The correct mass is </w:t>
-            </w:r>
-            <w:r>
-              <w:rPr>
-                <w:rFonts w:ascii="Avenir Next" w:hAnsi="Avenir Next" w:cs="Avenir Next" w:eastAsia="Avenir Next"/>
-                <w:color w:val="1A1A1A"/>
-                <w:sz w:val="18"/>
-                <w:szCs w:val="18"/>
                 <w:u w:val="single"/>
               </w:rPr>
               <w:t xml:space="preserve">      </w:t>
@@ -4989,27 +5020,7 @@
                 <w:rFonts w:ascii="Avenir Next" w:hAnsi="Avenir Next" w:cs="Avenir Next" w:eastAsia="Avenir Next"/>
                 <w:i/>
                 <w:color w:val="1A1A1A"/>
-                <w:sz w:val="18"/>
-                <w:szCs w:val="18"/>
-              </w:rPr>
-              <w:t xml:space="preserve"> g because </w:t>
-            </w:r>
-            <w:r>
-              <w:rPr>
-                <w:rFonts w:ascii="Avenir Next" w:hAnsi="Avenir Next" w:cs="Avenir Next" w:eastAsia="Avenir Next"/>
-                <w:color w:val="1A1A1A"/>
-                <w:sz w:val="18"/>
-                <w:szCs w:val="18"/>
-                <w:u w:val="single"/>
-              </w:rPr>
-              <w:t xml:space="preserve">      </w:t>
-            </w:r>
-            <w:r>
-              <w:rPr>
-                <w:rFonts w:ascii="Avenir Next" w:hAnsi="Avenir Next" w:cs="Avenir Next" w:eastAsia="Avenir Next"/>
-                <w:i/>
-                <w:color w:val="1A1A1A"/>
-                <w:sz w:val="18"/>
+                <w:sz w:val="22"/>
                 <w:szCs w:val="18"/>
               </w:rPr>
               <w:t xml:space="preserve">.</w:t>
@@ -5096,6 +5107,7 @@
     </w:p>
     <w:p>
       <w:pPr>
+        <w:pStyle w:val="Heading2"/>
         <w:keepNext/>
         <w:pBdr>
           <w:bottom w:val="single" w:sz="8" w:space="3" w:color="003A70"/>
@@ -5111,7 +5123,7 @@
           <w:b/>
           <w:color w:val="003A70"/>
           <w:spacing w:val="14"/>
-          <w:sz w:val="21"/>
+          <w:sz w:val="22"/>
           <w:szCs w:val="21"/>
         </w:rPr>
         <w:t xml:space="preserve">TEST PRACTICE</w:t>
@@ -5130,7 +5142,7 @@
           <w:rFonts w:ascii="Avenir Next" w:hAnsi="Avenir Next" w:cs="Avenir Next" w:eastAsia="Avenir Next"/>
           <w:i/>
           <w:color w:val="5A5F66"/>
-          <w:sz w:val="17"/>
+          <w:sz w:val="22"/>
           <w:szCs w:val="17"/>
         </w:rPr>
         <w:t xml:space="preserve">choose the best answer</w:t>
@@ -5262,25 +5274,25 @@
                       <w:rFonts w:ascii="Avenir Next" w:hAnsi="Avenir Next" w:cs="Avenir Next" w:eastAsia="Avenir Next"/>
                       <w:b/>
                       <w:color w:val="003A70"/>
+                      <w:sz w:val="22"/>
+                      <w:szCs w:val="21"/>
+                    </w:rPr>
+                    <w:t xml:space="preserve">A</w:t>
+                  </w:r>
+                  <w:r>
+                    <w:rPr>
+                      <w:rFonts w:ascii="Avenir Next" w:hAnsi="Avenir Next" w:cs="Avenir Next" w:eastAsia="Avenir Next"/>
+                      <w:color w:val="1A1A1A"/>
                       <w:sz w:val="21"/>
                       <w:szCs w:val="21"/>
                     </w:rPr>
-                    <w:t xml:space="preserve">A</w:t>
-                  </w:r>
-                  <w:r>
-                    <w:rPr>
-                      <w:rFonts w:ascii="Avenir Next" w:hAnsi="Avenir Next" w:cs="Avenir Next" w:eastAsia="Avenir Next"/>
-                      <w:color w:val="1A1A1A"/>
-                      <w:sz w:val="21"/>
-                      <w:szCs w:val="21"/>
-                    </w:rPr>
                     <w:tab/>
                   </w:r>
                   <w:r>
                     <w:rPr>
                       <w:rFonts w:ascii="Avenir Next" w:hAnsi="Avenir Next" w:cs="Avenir Next" w:eastAsia="Avenir Next"/>
                       <w:color w:val="1A1A1A"/>
-                      <w:sz w:val="21"/>
+                      <w:sz w:val="22"/>
                       <w:szCs w:val="21"/>
                     </w:rPr>
                     <w:t xml:space="preserve">1.6 mm</w:t>
@@ -5305,25 +5317,25 @@
                       <w:rFonts w:ascii="Avenir Next" w:hAnsi="Avenir Next" w:cs="Avenir Next" w:eastAsia="Avenir Next"/>
                       <w:b/>
                       <w:color w:val="003A70"/>
+                      <w:sz w:val="22"/>
+                      <w:szCs w:val="21"/>
+                    </w:rPr>
+                    <w:t xml:space="preserve">B</w:t>
+                  </w:r>
+                  <w:r>
+                    <w:rPr>
+                      <w:rFonts w:ascii="Avenir Next" w:hAnsi="Avenir Next" w:cs="Avenir Next" w:eastAsia="Avenir Next"/>
+                      <w:color w:val="1A1A1A"/>
                       <w:sz w:val="21"/>
                       <w:szCs w:val="21"/>
                     </w:rPr>
-                    <w:t xml:space="preserve">B</w:t>
-                  </w:r>
-                  <w:r>
-                    <w:rPr>
-                      <w:rFonts w:ascii="Avenir Next" w:hAnsi="Avenir Next" w:cs="Avenir Next" w:eastAsia="Avenir Next"/>
-                      <w:color w:val="1A1A1A"/>
-                      <w:sz w:val="21"/>
-                      <w:szCs w:val="21"/>
-                    </w:rPr>
                     <w:tab/>
                   </w:r>
                   <w:r>
                     <w:rPr>
                       <w:rFonts w:ascii="Avenir Next" w:hAnsi="Avenir Next" w:cs="Avenir Next" w:eastAsia="Avenir Next"/>
                       <w:color w:val="1A1A1A"/>
-                      <w:sz w:val="21"/>
+                      <w:sz w:val="22"/>
                       <w:szCs w:val="21"/>
                     </w:rPr>
                     <w:t xml:space="preserve">160 mm</w:t>
@@ -5348,25 +5360,25 @@
                       <w:rFonts w:ascii="Avenir Next" w:hAnsi="Avenir Next" w:cs="Avenir Next" w:eastAsia="Avenir Next"/>
                       <w:b/>
                       <w:color w:val="003A70"/>
+                      <w:sz w:val="22"/>
+                      <w:szCs w:val="21"/>
+                    </w:rPr>
+                    <w:t xml:space="preserve">C</w:t>
+                  </w:r>
+                  <w:r>
+                    <w:rPr>
+                      <w:rFonts w:ascii="Avenir Next" w:hAnsi="Avenir Next" w:cs="Avenir Next" w:eastAsia="Avenir Next"/>
+                      <w:color w:val="1A1A1A"/>
                       <w:sz w:val="21"/>
                       <w:szCs w:val="21"/>
                     </w:rPr>
-                    <w:t xml:space="preserve">C</w:t>
-                  </w:r>
-                  <w:r>
-                    <w:rPr>
-                      <w:rFonts w:ascii="Avenir Next" w:hAnsi="Avenir Next" w:cs="Avenir Next" w:eastAsia="Avenir Next"/>
-                      <w:color w:val="1A1A1A"/>
-                      <w:sz w:val="21"/>
-                      <w:szCs w:val="21"/>
-                    </w:rPr>
                     <w:tab/>
                   </w:r>
                   <w:r>
                     <w:rPr>
                       <w:rFonts w:ascii="Avenir Next" w:hAnsi="Avenir Next" w:cs="Avenir Next" w:eastAsia="Avenir Next"/>
                       <w:color w:val="1A1A1A"/>
-                      <w:sz w:val="21"/>
+                      <w:sz w:val="22"/>
                       <w:szCs w:val="21"/>
                     </w:rPr>
                     <w:t xml:space="preserve">1,600 mm</w:t>
@@ -5391,25 +5403,25 @@
                       <w:rFonts w:ascii="Avenir Next" w:hAnsi="Avenir Next" w:cs="Avenir Next" w:eastAsia="Avenir Next"/>
                       <w:b/>
                       <w:color w:val="003A70"/>
+                      <w:sz w:val="22"/>
+                      <w:szCs w:val="21"/>
+                    </w:rPr>
+                    <w:t xml:space="preserve">D</w:t>
+                  </w:r>
+                  <w:r>
+                    <w:rPr>
+                      <w:rFonts w:ascii="Avenir Next" w:hAnsi="Avenir Next" w:cs="Avenir Next" w:eastAsia="Avenir Next"/>
+                      <w:color w:val="1A1A1A"/>
                       <w:sz w:val="21"/>
                       <w:szCs w:val="21"/>
                     </w:rPr>
-                    <w:t xml:space="preserve">D</w:t>
-                  </w:r>
-                  <w:r>
-                    <w:rPr>
-                      <w:rFonts w:ascii="Avenir Next" w:hAnsi="Avenir Next" w:cs="Avenir Next" w:eastAsia="Avenir Next"/>
-                      <w:color w:val="1A1A1A"/>
-                      <w:sz w:val="21"/>
-                      <w:szCs w:val="21"/>
-                    </w:rPr>
                     <w:tab/>
                   </w:r>
                   <w:r>
                     <w:rPr>
                       <w:rFonts w:ascii="Avenir Next" w:hAnsi="Avenir Next" w:cs="Avenir Next" w:eastAsia="Avenir Next"/>
                       <w:color w:val="1A1A1A"/>
-                      <w:sz w:val="21"/>
+                      <w:sz w:val="22"/>
                       <w:szCs w:val="21"/>
                     </w:rPr>
                     <w:t xml:space="preserve">0.16 mm</w:t>
@@ -5557,25 +5569,25 @@
                       <w:rFonts w:ascii="Avenir Next" w:hAnsi="Avenir Next" w:cs="Avenir Next" w:eastAsia="Avenir Next"/>
                       <w:b/>
                       <w:color w:val="003A70"/>
+                      <w:sz w:val="22"/>
+                      <w:szCs w:val="21"/>
+                    </w:rPr>
+                    <w:t xml:space="preserve">A</w:t>
+                  </w:r>
+                  <w:r>
+                    <w:rPr>
+                      <w:rFonts w:ascii="Avenir Next" w:hAnsi="Avenir Next" w:cs="Avenir Next" w:eastAsia="Avenir Next"/>
+                      <w:color w:val="1A1A1A"/>
                       <w:sz w:val="21"/>
                       <w:szCs w:val="21"/>
                     </w:rPr>
-                    <w:t xml:space="preserve">A</w:t>
-                  </w:r>
-                  <w:r>
-                    <w:rPr>
-                      <w:rFonts w:ascii="Avenir Next" w:hAnsi="Avenir Next" w:cs="Avenir Next" w:eastAsia="Avenir Next"/>
-                      <w:color w:val="1A1A1A"/>
-                      <w:sz w:val="21"/>
-                      <w:szCs w:val="21"/>
-                    </w:rPr>
                     <w:tab/>
                   </w:r>
                   <w:r>
                     <w:rPr>
                       <w:rFonts w:ascii="Avenir Next" w:hAnsi="Avenir Next" w:cs="Avenir Next" w:eastAsia="Avenir Next"/>
                       <w:color w:val="1A1A1A"/>
-                      <w:sz w:val="21"/>
+                      <w:sz w:val="22"/>
                       <w:szCs w:val="21"/>
                     </w:rPr>
                     <w:t xml:space="preserve">6 mL</w:t>
@@ -5600,25 +5612,25 @@
                       <w:rFonts w:ascii="Avenir Next" w:hAnsi="Avenir Next" w:cs="Avenir Next" w:eastAsia="Avenir Next"/>
                       <w:b/>
                       <w:color w:val="003A70"/>
+                      <w:sz w:val="22"/>
+                      <w:szCs w:val="21"/>
+                    </w:rPr>
+                    <w:t xml:space="preserve">B</w:t>
+                  </w:r>
+                  <w:r>
+                    <w:rPr>
+                      <w:rFonts w:ascii="Avenir Next" w:hAnsi="Avenir Next" w:cs="Avenir Next" w:eastAsia="Avenir Next"/>
+                      <w:color w:val="1A1A1A"/>
                       <w:sz w:val="21"/>
                       <w:szCs w:val="21"/>
                     </w:rPr>
-                    <w:t xml:space="preserve">B</w:t>
-                  </w:r>
-                  <w:r>
-                    <w:rPr>
-                      <w:rFonts w:ascii="Avenir Next" w:hAnsi="Avenir Next" w:cs="Avenir Next" w:eastAsia="Avenir Next"/>
-                      <w:color w:val="1A1A1A"/>
-                      <w:sz w:val="21"/>
-                      <w:szCs w:val="21"/>
-                    </w:rPr>
                     <w:tab/>
                   </w:r>
                   <w:r>
                     <w:rPr>
                       <w:rFonts w:ascii="Avenir Next" w:hAnsi="Avenir Next" w:cs="Avenir Next" w:eastAsia="Avenir Next"/>
                       <w:color w:val="1A1A1A"/>
-                      <w:sz w:val="21"/>
+                      <w:sz w:val="22"/>
                       <w:szCs w:val="21"/>
                     </w:rPr>
                     <w:t xml:space="preserve">60 mL</w:t>
@@ -5643,25 +5655,25 @@
                       <w:rFonts w:ascii="Avenir Next" w:hAnsi="Avenir Next" w:cs="Avenir Next" w:eastAsia="Avenir Next"/>
                       <w:b/>
                       <w:color w:val="003A70"/>
+                      <w:sz w:val="22"/>
+                      <w:szCs w:val="21"/>
+                    </w:rPr>
+                    <w:t xml:space="preserve">C</w:t>
+                  </w:r>
+                  <w:r>
+                    <w:rPr>
+                      <w:rFonts w:ascii="Avenir Next" w:hAnsi="Avenir Next" w:cs="Avenir Next" w:eastAsia="Avenir Next"/>
+                      <w:color w:val="1A1A1A"/>
                       <w:sz w:val="21"/>
                       <w:szCs w:val="21"/>
                     </w:rPr>
-                    <w:t xml:space="preserve">C</w:t>
-                  </w:r>
-                  <w:r>
-                    <w:rPr>
-                      <w:rFonts w:ascii="Avenir Next" w:hAnsi="Avenir Next" w:cs="Avenir Next" w:eastAsia="Avenir Next"/>
-                      <w:color w:val="1A1A1A"/>
-                      <w:sz w:val="21"/>
-                      <w:szCs w:val="21"/>
-                    </w:rPr>
                     <w:tab/>
                   </w:r>
                   <w:r>
                     <w:rPr>
                       <w:rFonts w:ascii="Avenir Next" w:hAnsi="Avenir Next" w:cs="Avenir Next" w:eastAsia="Avenir Next"/>
                       <w:color w:val="1A1A1A"/>
-                      <w:sz w:val="21"/>
+                      <w:sz w:val="22"/>
                       <w:szCs w:val="21"/>
                     </w:rPr>
                     <w:t xml:space="preserve">600 mL</w:t>
@@ -5686,25 +5698,25 @@
                       <w:rFonts w:ascii="Avenir Next" w:hAnsi="Avenir Next" w:cs="Avenir Next" w:eastAsia="Avenir Next"/>
                       <w:b/>
                       <w:color w:val="003A70"/>
+                      <w:sz w:val="22"/>
+                      <w:szCs w:val="21"/>
+                    </w:rPr>
+                    <w:t xml:space="preserve">D</w:t>
+                  </w:r>
+                  <w:r>
+                    <w:rPr>
+                      <w:rFonts w:ascii="Avenir Next" w:hAnsi="Avenir Next" w:cs="Avenir Next" w:eastAsia="Avenir Next"/>
+                      <w:color w:val="1A1A1A"/>
                       <w:sz w:val="21"/>
                       <w:szCs w:val="21"/>
                     </w:rPr>
-                    <w:t xml:space="preserve">D</w:t>
-                  </w:r>
-                  <w:r>
-                    <w:rPr>
-                      <w:rFonts w:ascii="Avenir Next" w:hAnsi="Avenir Next" w:cs="Avenir Next" w:eastAsia="Avenir Next"/>
-                      <w:color w:val="1A1A1A"/>
-                      <w:sz w:val="21"/>
-                      <w:szCs w:val="21"/>
-                    </w:rPr>
                     <w:tab/>
                   </w:r>
                   <w:r>
                     <w:rPr>
                       <w:rFonts w:ascii="Avenir Next" w:hAnsi="Avenir Next" w:cs="Avenir Next" w:eastAsia="Avenir Next"/>
                       <w:color w:val="1A1A1A"/>
-                      <w:sz w:val="21"/>
+                      <w:sz w:val="22"/>
                       <w:szCs w:val="21"/>
                     </w:rPr>
                     <w:t xml:space="preserve">6,000 mL</w:t>
@@ -5770,6 +5782,7 @@
           </w:tcPr>
           <w:p>
             <w:pPr>
+              <w:pStyle w:val="Heading2"/>
               <w:spacing w:before="0" w:after="0" w:line="240" w:lineRule="auto"/>
             </w:pPr>
             <w:r>
@@ -5807,7 +5820,7 @@
               <w:rPr>
                 <w:rFonts w:ascii="Avenir Next" w:hAnsi="Avenir Next" w:cs="Avenir Next" w:eastAsia="Avenir Next"/>
                 <w:color w:val="1A1A1A"/>
-                <w:sz w:val="17"/>
+                <w:sz w:val="22"/>
                 <w:szCs w:val="17"/>
               </w:rPr>
               <w:t xml:space="preserve">  I can do this on my own</w:t>
@@ -5836,7 +5849,7 @@
               <w:rPr>
                 <w:rFonts w:ascii="Avenir Next" w:hAnsi="Avenir Next" w:cs="Avenir Next" w:eastAsia="Avenir Next"/>
                 <w:color w:val="1A1A1A"/>
-                <w:sz w:val="17"/>
+                <w:sz w:val="22"/>
                 <w:szCs w:val="17"/>
               </w:rPr>
               <w:t xml:space="preserve">  I need a little help</w:t>
@@ -5865,7 +5878,7 @@
               <w:rPr>
                 <w:rFonts w:ascii="Avenir Next" w:hAnsi="Avenir Next" w:cs="Avenir Next" w:eastAsia="Avenir Next"/>
                 <w:color w:val="1A1A1A"/>
-                <w:sz w:val="17"/>
+                <w:sz w:val="22"/>
                 <w:szCs w:val="17"/>
               </w:rPr>
               <w:t xml:space="preserve">  I have a question about #</w:t>
@@ -5903,7 +5916,7 @@
         <w:rPr>
           <w:rFonts w:ascii="Avenir Next" w:hAnsi="Avenir Next" w:cs="Avenir Next" w:eastAsia="Avenir Next"/>
           <w:color w:val="5A5F66"/>
-          <w:sz w:val="17"/>
+          <w:sz w:val="22"/>
           <w:szCs w:val="17"/>
         </w:rPr>
         <w:t xml:space="preserve">Find a food label with grams or milliliters. Convert the amount to kilograms or liters.</w:t>
@@ -5997,7 +6010,106 @@
               <w:sz w:val="15"/>
               <w:szCs w:val="15"/>
             </w:rPr>
-            <w:t xml:space="preserve">Lesson 3-6  ·  Homework Packet  ·  Level 1</w:t>
+            <w:t xml:space="preserve">3-6 · Page </w:t>
+          </w:r>
+          <w:r>
+            <w:rPr>
+              <w:rFonts w:ascii="Avenir Next" w:hAnsi="Avenir Next" w:cs="Avenir Next" w:eastAsia="Avenir Next"/>
+              <w:color w:val="5A5F66"/>
+              <w:sz w:val="15"/>
+              <w:szCs w:val="15"/>
+            </w:rPr>
+            <w:fldChar w:fldCharType="begin"/>
+          </w:r>
+          <w:r>
+            <w:rPr>
+              <w:rFonts w:ascii="Avenir Next" w:hAnsi="Avenir Next" w:cs="Avenir Next" w:eastAsia="Avenir Next"/>
+              <w:color w:val="5A5F66"/>
+              <w:sz w:val="15"/>
+              <w:szCs w:val="15"/>
+            </w:rPr>
+            <w:instrText xml:space="preserve"> PAGE </w:instrText>
+          </w:r>
+          <w:r>
+            <w:rPr>
+              <w:rFonts w:ascii="Avenir Next" w:hAnsi="Avenir Next" w:cs="Avenir Next" w:eastAsia="Avenir Next"/>
+              <w:color w:val="5A5F66"/>
+              <w:sz w:val="15"/>
+              <w:szCs w:val="15"/>
+            </w:rPr>
+            <w:fldChar w:fldCharType="separate"/>
+          </w:r>
+          <w:r>
+            <w:rPr>
+              <w:rFonts w:ascii="Avenir Next" w:hAnsi="Avenir Next" w:cs="Avenir Next" w:eastAsia="Avenir Next"/>
+              <w:color w:val="5A5F66"/>
+              <w:sz w:val="15"/>
+              <w:szCs w:val="15"/>
+            </w:rPr>
+            <w:t xml:space="preserve">1</w:t>
+          </w:r>
+          <w:r>
+            <w:rPr>
+              <w:rFonts w:ascii="Avenir Next" w:hAnsi="Avenir Next" w:cs="Avenir Next" w:eastAsia="Avenir Next"/>
+              <w:color w:val="5A5F66"/>
+              <w:sz w:val="15"/>
+              <w:szCs w:val="15"/>
+            </w:rPr>
+            <w:fldChar w:fldCharType="end"/>
+          </w:r>
+          <w:r>
+            <w:rPr>
+              <w:rFonts w:ascii="Avenir Next" w:hAnsi="Avenir Next" w:cs="Avenir Next" w:eastAsia="Avenir Next"/>
+              <w:color w:val="5A5F66"/>
+              <w:sz w:val="15"/>
+              <w:szCs w:val="15"/>
+            </w:rPr>
+            <w:t xml:space="preserve"> of </w:t>
+          </w:r>
+          <w:r>
+            <w:rPr>
+              <w:rFonts w:ascii="Avenir Next" w:hAnsi="Avenir Next" w:cs="Avenir Next" w:eastAsia="Avenir Next"/>
+              <w:color w:val="5A5F66"/>
+              <w:sz w:val="15"/>
+              <w:szCs w:val="15"/>
+            </w:rPr>
+            <w:fldChar w:fldCharType="begin"/>
+          </w:r>
+          <w:r>
+            <w:rPr>
+              <w:rFonts w:ascii="Avenir Next" w:hAnsi="Avenir Next" w:cs="Avenir Next" w:eastAsia="Avenir Next"/>
+              <w:color w:val="5A5F66"/>
+              <w:sz w:val="15"/>
+              <w:szCs w:val="15"/>
+            </w:rPr>
+            <w:instrText xml:space="preserve"> NUMPAGES </w:instrText>
+          </w:r>
+          <w:r>
+            <w:rPr>
+              <w:rFonts w:ascii="Avenir Next" w:hAnsi="Avenir Next" w:cs="Avenir Next" w:eastAsia="Avenir Next"/>
+              <w:color w:val="5A5F66"/>
+              <w:sz w:val="15"/>
+              <w:szCs w:val="15"/>
+            </w:rPr>
+            <w:fldChar w:fldCharType="separate"/>
+          </w:r>
+          <w:r>
+            <w:rPr>
+              <w:rFonts w:ascii="Avenir Next" w:hAnsi="Avenir Next" w:cs="Avenir Next" w:eastAsia="Avenir Next"/>
+              <w:color w:val="5A5F66"/>
+              <w:sz w:val="15"/>
+              <w:szCs w:val="15"/>
+            </w:rPr>
+            <w:t xml:space="preserve">1</w:t>
+          </w:r>
+          <w:r>
+            <w:rPr>
+              <w:rFonts w:ascii="Avenir Next" w:hAnsi="Avenir Next" w:cs="Avenir Next" w:eastAsia="Avenir Next"/>
+              <w:color w:val="5A5F66"/>
+              <w:sz w:val="15"/>
+              <w:szCs w:val="15"/>
+            </w:rPr>
+            <w:fldChar w:fldCharType="end"/>
           </w:r>
         </w:p>
       </w:tc>
@@ -6040,5 +6152,23 @@
       </w:tblCellMar>
     </w:tblPr>
   </w:style>
+  <w:style w:type="paragraph" w:styleId="Heading1">
+    <w:name w:val="heading 1"/>
+    <w:basedOn w:val="Normal"/>
+    <w:pPr>
+      <w:outlineLvl w:val="0"/>
+      <w:keepNext w:val="0"/>
+      <w:keepLines w:val="0"/>
+    </w:pPr>
+  </w:style>
+  <w:style w:type="paragraph" w:styleId="Heading2">
+    <w:name w:val="heading 2"/>
+    <w:basedOn w:val="Normal"/>
+    <w:pPr>
+      <w:outlineLvl w:val="1"/>
+      <w:keepNext w:val="0"/>
+      <w:keepLines w:val="0"/>
+    </w:pPr>
+  </w:style>
 </w:styles>
 </file>